--- a/7_KI-Basismodule/KI-B4/KI-B4.1.2b_Entscheidungsbäume.docx
+++ b/7_KI-Basismodule/KI-B4/KI-B4.1.2b_Entscheidungsbäume.docx
@@ -1,6 +1,6 @@
 
 <file path=word/document.xml><?xml version="1.0" encoding="utf-8"?>
-<w:document xmlns:wpc="http://schemas.microsoft.com/office/word/2010/wordprocessingCanvas" xmlns:cx="http://schemas.microsoft.com/office/drawing/2014/chartex" xmlns:cx1="http://schemas.microsoft.com/office/drawing/2015/9/8/chartex" xmlns:cx2="http://schemas.microsoft.com/office/drawing/2015/10/21/chartex" xmlns:cx3="http://schemas.microsoft.com/office/drawing/2016/5/9/chartex" xmlns:cx4="http://schemas.microsoft.com/office/drawing/2016/5/10/chartex" xmlns:cx5="http://schemas.microsoft.com/office/drawing/2016/5/11/chartex" xmlns:cx6="http://schemas.microsoft.com/office/drawing/2016/5/12/chartex" xmlns:cx7="http://schemas.microsoft.com/office/drawing/2016/5/13/chartex" xmlns:cx8="http://schemas.microsoft.com/office/drawing/2016/5/14/chartex" xmlns:mc="http://schemas.openxmlformats.org/markup-compatibility/2006" xmlns:aink="http://schemas.microsoft.com/office/drawing/2016/ink" xmlns:am3d="http://schemas.microsoft.com/office/drawing/2017/model3d" xmlns:o="urn:schemas-microsoft-com:office:office" xmlns:r="http://schemas.openxmlformats.org/officeDocument/2006/relationships" xmlns:m="http://schemas.openxmlformats.org/officeDocument/2006/math" xmlns:v="urn:schemas-microsoft-com:vml" xmlns:wp14="http://schemas.microsoft.com/office/word/2010/wordprocessingDrawing" xmlns:wp="http://schemas.openxmlformats.org/drawingml/2006/wordprocessingDrawing" xmlns:w10="urn:schemas-microsoft-com:office:word" xmlns:w="http://schemas.openxmlformats.org/wordprocessingml/2006/main" xmlns:w14="http://schemas.microsoft.com/office/word/2010/wordml" xmlns:w15="http://schemas.microsoft.com/office/word/2012/wordml" xmlns:w16cex="http://schemas.microsoft.com/office/word/2018/wordml/cex" xmlns:w16cid="http://schemas.microsoft.com/office/word/2016/wordml/cid" xmlns:w16="http://schemas.microsoft.com/office/word/2018/wordml" xmlns:w16sdtdh="http://schemas.microsoft.com/office/word/2020/wordml/sdtdatahash" xmlns:w16se="http://schemas.microsoft.com/office/word/2015/wordml/symex" xmlns:wpg="http://schemas.microsoft.com/office/word/2010/wordprocessingGroup" xmlns:wpi="http://schemas.microsoft.com/office/word/2010/wordprocessingInk" xmlns:wne="http://schemas.microsoft.com/office/word/2006/wordml" xmlns:wps="http://schemas.microsoft.com/office/word/2010/wordprocessingShape" mc:Ignorable="w14 w15 w16se w16cid w16 w16cex w16sdtdh wp14">
+<w:document xmlns:wpc="http://schemas.microsoft.com/office/word/2010/wordprocessingCanvas" xmlns:cx="http://schemas.microsoft.com/office/drawing/2014/chartex" xmlns:cx1="http://schemas.microsoft.com/office/drawing/2015/9/8/chartex" xmlns:cx2="http://schemas.microsoft.com/office/drawing/2015/10/21/chartex" xmlns:cx3="http://schemas.microsoft.com/office/drawing/2016/5/9/chartex" xmlns:cx4="http://schemas.microsoft.com/office/drawing/2016/5/10/chartex" xmlns:cx5="http://schemas.microsoft.com/office/drawing/2016/5/11/chartex" xmlns:cx6="http://schemas.microsoft.com/office/drawing/2016/5/12/chartex" xmlns:cx7="http://schemas.microsoft.com/office/drawing/2016/5/13/chartex" xmlns:cx8="http://schemas.microsoft.com/office/drawing/2016/5/14/chartex" xmlns:mc="http://schemas.openxmlformats.org/markup-compatibility/2006" xmlns:aink="http://schemas.microsoft.com/office/drawing/2016/ink" xmlns:am3d="http://schemas.microsoft.com/office/drawing/2017/model3d" xmlns:o="urn:schemas-microsoft-com:office:office" xmlns:oel="http://schemas.microsoft.com/office/2019/extlst" xmlns:r="http://schemas.openxmlformats.org/officeDocument/2006/relationships" xmlns:m="http://schemas.openxmlformats.org/officeDocument/2006/math" xmlns:v="urn:schemas-microsoft-com:vml" xmlns:wp14="http://schemas.microsoft.com/office/word/2010/wordprocessingDrawing" xmlns:wp="http://schemas.openxmlformats.org/drawingml/2006/wordprocessingDrawing" xmlns:w10="urn:schemas-microsoft-com:office:word" xmlns:w="http://schemas.openxmlformats.org/wordprocessingml/2006/main" xmlns:w14="http://schemas.microsoft.com/office/word/2010/wordml" xmlns:w15="http://schemas.microsoft.com/office/word/2012/wordml" xmlns:w16cex="http://schemas.microsoft.com/office/word/2018/wordml/cex" xmlns:w16cid="http://schemas.microsoft.com/office/word/2016/wordml/cid" xmlns:w16="http://schemas.microsoft.com/office/word/2018/wordml" xmlns:w16sdtdh="http://schemas.microsoft.com/office/word/2020/wordml/sdtdatahash" xmlns:w16se="http://schemas.microsoft.com/office/word/2015/wordml/symex" xmlns:wpg="http://schemas.microsoft.com/office/word/2010/wordprocessingGroup" xmlns:wpi="http://schemas.microsoft.com/office/word/2010/wordprocessingInk" xmlns:wne="http://schemas.microsoft.com/office/word/2006/wordml" xmlns:wps="http://schemas.microsoft.com/office/word/2010/wordprocessingShape" mc:Ignorable="w14 w15 w16se w16cid w16 w16cex w16sdtdh wp14">
   <w:body>
     <w:p>
       <w:pPr>
@@ -32,6 +32,7 @@
           <w:lang w:val="de-DE" w:eastAsia="de-DE"/>
         </w:rPr>
       </w:pPr>
+      <w:commentRangeStart w:id="0"/>
       <w:r>
         <w:rPr>
           <w:rFonts w:eastAsia="Calibri"/>
@@ -44,23 +45,63 @@
         </w:rPr>
         <w:t>Aufgabenblatt: Klassifikation mit Entscheidungsbäumen</w:t>
       </w:r>
+      <w:commentRangeEnd w:id="0"/>
+      <w:r>
+        <w:rPr>
+          <w:rStyle w:val="Kommentarzeichen"/>
+        </w:rPr>
+        <w:commentReference w:id="0"/>
+      </w:r>
     </w:p>
     <w:p>
       <w:pPr>
         <w:spacing w:beforeLines="60" w:before="144" w:after="160" w:line="288" w:lineRule="auto"/>
-        <w:rPr>
-          <w:sz w:val="21"/>
-          <w:szCs w:val="21"/>
-          <w:lang w:val="de-DE" w:eastAsia="de-DE"/>
-        </w:rPr>
-      </w:pPr>
-      <w:r>
-        <w:rPr>
-          <w:sz w:val="21"/>
-          <w:szCs w:val="21"/>
-          <w:lang w:val="de-DE" w:eastAsia="de-DE"/>
-        </w:rPr>
-        <w:t>Als Tierpflegerin bzw. Tierpfleger sind wir für die Fütterung der Affen zuständig. Dabei müssen wir aufpassen: Manche Affen beißen. Von den Affen im Zoo wissen wir bereits, ob sie beißen. Allerdings werden bald neue Tiere zur Gruppe hinzukommen. Wir müssen uns daher überlegen, wie wir herausfinden können, welche neuen Affen beißen und welche nicht</w:t>
+        <w:jc w:val="both"/>
+        <w:rPr>
+          <w:sz w:val="21"/>
+          <w:szCs w:val="21"/>
+          <w:lang w:val="de-DE" w:eastAsia="de-DE"/>
+        </w:rPr>
+      </w:pPr>
+      <w:r>
+        <w:rPr>
+          <w:sz w:val="21"/>
+          <w:szCs w:val="21"/>
+          <w:lang w:val="de-DE" w:eastAsia="de-DE"/>
+        </w:rPr>
+        <w:t>Als Tierpfleger</w:t>
+      </w:r>
+      <w:r>
+        <w:rPr>
+          <w:sz w:val="21"/>
+          <w:szCs w:val="21"/>
+          <w:lang w:val="de-DE" w:eastAsia="de-DE"/>
+        </w:rPr>
+        <w:t>*</w:t>
+      </w:r>
+      <w:r>
+        <w:rPr>
+          <w:sz w:val="21"/>
+          <w:szCs w:val="21"/>
+          <w:lang w:val="de-DE" w:eastAsia="de-DE"/>
+        </w:rPr>
+        <w:t>in</w:t>
+      </w:r>
+      <w:r>
+        <w:rPr>
+          <w:sz w:val="21"/>
+          <w:szCs w:val="21"/>
+          <w:lang w:val="de-DE" w:eastAsia="de-DE"/>
+        </w:rPr>
+        <w:t xml:space="preserve">nen </w:t>
+      </w:r>
+      <w:r>
+        <w:rPr>
+          <w:sz w:val="21"/>
+          <w:szCs w:val="21"/>
+          <w:lang w:val="de-DE" w:eastAsia="de-DE"/>
+        </w:rPr>
+        <w:t>sind wir für die Fütterung der Affen zuständig. Dabei müssen wir aufpassen: Manche Affen beißen. Von den Affen im Zoo wissen wir bereits, ob sie beißen. Allerdings werden bald neue Tiere zur Gruppe hinzukommen. Wir müssen uns daher überlegen, wie wir herausfinden können, welche neuen Affen beißen und welche nicht</w:t>
       </w:r>
       <w:r>
         <w:rPr>
@@ -131,6 +172,7 @@
     <w:p>
       <w:pPr>
         <w:spacing w:beforeLines="60" w:before="144" w:after="160" w:line="288" w:lineRule="auto"/>
+        <w:jc w:val="both"/>
         <w:rPr>
           <w:sz w:val="21"/>
           <w:szCs w:val="21"/>
@@ -222,7 +264,7 @@
                                           <pic:cNvPicPr/>
                                         </pic:nvPicPr>
                                         <pic:blipFill>
-                                          <a:blip r:embed="rId8"/>
+                                          <a:blip r:embed="rId12"/>
                                           <a:stretch>
                                             <a:fillRect/>
                                           </a:stretch>
@@ -290,7 +332,7 @@
                                     <pic:cNvPicPr/>
                                   </pic:nvPicPr>
                                   <pic:blipFill>
-                                    <a:blip r:embed="rId9"/>
+                                    <a:blip r:embed="rId13"/>
                                     <a:stretch>
                                       <a:fillRect/>
                                     </a:stretch>
@@ -340,16 +382,15 @@
           <w:szCs w:val="21"/>
           <w:lang w:val="de-DE" w:eastAsia="de-DE"/>
         </w:rPr>
-        <w:t>mit deren Hilfe</w:t>
-      </w:r>
-      <w:r>
-        <w:rPr>
-          <w:sz w:val="21"/>
-          <w:szCs w:val="21"/>
-          <w:lang w:val="de-DE" w:eastAsia="de-DE"/>
-        </w:rPr>
-        <w:tab/>
-        <w:t xml:space="preserve">   </w:t>
+        <w:t>mit deren Hilf</w:t>
+      </w:r>
+      <w:r>
+        <w:rPr>
+          <w:sz w:val="21"/>
+          <w:szCs w:val="21"/>
+          <w:lang w:val="de-DE" w:eastAsia="de-DE"/>
+        </w:rPr>
+        <w:t xml:space="preserve">e </w:t>
       </w:r>
       <w:r>
         <w:rPr>
@@ -750,6 +791,11 @@
         <w:pStyle w:val="Textkrper"/>
         <w:spacing w:before="224" w:line="228" w:lineRule="exact"/>
         <w:ind w:left="142" w:right="7306"/>
+        <w:jc w:val="both"/>
+        <w:rPr>
+          <w:sz w:val="21"/>
+          <w:szCs w:val="21"/>
+        </w:rPr>
       </w:pPr>
       <w:r>
         <w:rPr>
@@ -760,6 +806,10 @@
         <w:t>Ein Entscheidungsbaum stellt Regeln hierarchisch dar und wird von oben nach unten gelesen</w:t>
       </w:r>
       <w:r>
+        <w:rPr>
+          <w:sz w:val="21"/>
+          <w:szCs w:val="21"/>
+        </w:rPr>
         <w:t>.</w:t>
       </w:r>
     </w:p>
@@ -768,8 +818,10 @@
         <w:pStyle w:val="Textkrper"/>
         <w:spacing w:before="9"/>
         <w:ind w:left="142"/>
-        <w:rPr>
-          <w:sz w:val="20"/>
+        <w:jc w:val="both"/>
+        <w:rPr>
+          <w:sz w:val="21"/>
+          <w:szCs w:val="21"/>
         </w:rPr>
       </w:pPr>
     </w:p>
@@ -778,6 +830,11 @@
         <w:pStyle w:val="Textkrper"/>
         <w:spacing w:line="211" w:lineRule="auto"/>
         <w:ind w:left="142" w:right="7086"/>
+        <w:jc w:val="both"/>
+        <w:rPr>
+          <w:sz w:val="21"/>
+          <w:szCs w:val="21"/>
+        </w:rPr>
       </w:pPr>
       <w:r>
         <w:rPr>
@@ -788,6 +845,10 @@
         <w:t>Vollziehe das Beispiel nach und erstelle einen Entscheidungsbaum für die gegebenen Affen</w:t>
       </w:r>
       <w:r>
+        <w:rPr>
+          <w:sz w:val="21"/>
+          <w:szCs w:val="21"/>
+        </w:rPr>
         <w:t>.</w:t>
       </w:r>
     </w:p>
@@ -796,12 +857,8 @@
         <w:spacing w:line="211" w:lineRule="auto"/>
         <w:ind w:left="142"/>
         <w:sectPr>
-          <w:headerReference w:type="even" r:id="rId10"/>
-          <w:headerReference w:type="default" r:id="rId11"/>
-          <w:footerReference w:type="even" r:id="rId12"/>
-          <w:footerReference w:type="default" r:id="rId13"/>
-          <w:headerReference w:type="first" r:id="rId14"/>
-          <w:footerReference w:type="first" r:id="rId15"/>
+          <w:headerReference w:type="default" r:id="rId14"/>
+          <w:footerReference w:type="default" r:id="rId15"/>
           <w:type w:val="continuous"/>
           <w:pgSz w:w="11910" w:h="16840"/>
           <w:pgMar w:top="880" w:right="570" w:bottom="620" w:left="1276" w:header="508" w:footer="440" w:gutter="0"/>
@@ -1004,16 +1061,6 @@
     <w:p>
       <w:pPr>
         <w:pStyle w:val="Textkrper"/>
-        <w:ind w:left="142"/>
-        <w:rPr>
-          <w:sz w:val="20"/>
-        </w:rPr>
-      </w:pPr>
-    </w:p>
-    <w:p>
-      <w:pPr>
-        <w:pStyle w:val="Textkrper"/>
-        <w:ind w:left="142"/>
         <w:rPr>
           <w:sz w:val="20"/>
         </w:rPr>
@@ -1056,36 +1103,20 @@
       <w:pPr>
         <w:spacing w:beforeLines="60" w:before="144" w:after="160" w:line="288" w:lineRule="auto"/>
         <w:ind w:left="142"/>
-        <w:rPr>
-          <w:sz w:val="21"/>
-          <w:szCs w:val="21"/>
-          <w:lang w:val="de-DE" w:eastAsia="de-DE"/>
-        </w:rPr>
-      </w:pPr>
-      <w:r>
-        <w:rPr>
-          <w:sz w:val="21"/>
-          <w:szCs w:val="21"/>
-          <w:lang w:val="de-DE" w:eastAsia="de-DE"/>
-        </w:rPr>
-        <w:t xml:space="preserve">Ein Entscheidungsbaum ist ein Modell, das nun auf weitere Daten angewendet werden kann. Unser </w:t>
-      </w:r>
-      <w:r>
-        <w:rPr>
-          <w:sz w:val="21"/>
-          <w:szCs w:val="21"/>
-          <w:lang w:val="de-DE" w:eastAsia="de-DE"/>
-        </w:rPr>
-        <w:tab/>
-        <w:t xml:space="preserve">           </w:t>
-      </w:r>
-      <w:r>
-        <w:rPr>
-          <w:sz w:val="21"/>
-          <w:szCs w:val="21"/>
-          <w:lang w:val="de-DE" w:eastAsia="de-DE"/>
-        </w:rPr>
-        <w:t>Modell können wir nun mit weiteren Tieren testen, von denen wir bereits wissen,</w:t>
+        <w:jc w:val="both"/>
+        <w:rPr>
+          <w:sz w:val="21"/>
+          <w:szCs w:val="21"/>
+          <w:lang w:val="de-DE" w:eastAsia="de-DE"/>
+        </w:rPr>
+      </w:pPr>
+      <w:r>
+        <w:rPr>
+          <w:sz w:val="21"/>
+          <w:szCs w:val="21"/>
+          <w:lang w:val="de-DE" w:eastAsia="de-DE"/>
+        </w:rPr>
+        <w:t>Ein Entscheidungsbaum ist ein Modell, das nun auf weitere Daten angewendet werden kann. Unser Modell</w:t>
       </w:r>
       <w:r>
         <w:rPr>
@@ -1101,7 +1132,7 @@
           <w:szCs w:val="21"/>
           <w:lang w:val="de-DE" w:eastAsia="de-DE"/>
         </w:rPr>
-        <w:t>ob sie beißen oder</w:t>
+        <w:t>können wir nun mit weiteren Tieren testen, von denen wir bereits wissen,</w:t>
       </w:r>
       <w:r>
         <w:rPr>
@@ -1117,7 +1148,31 @@
           <w:szCs w:val="21"/>
           <w:lang w:val="de-DE" w:eastAsia="de-DE"/>
         </w:rPr>
-        <w:br/>
+        <w:t>ob sie beißen</w:t>
+      </w:r>
+      <w:r>
+        <w:rPr>
+          <w:sz w:val="21"/>
+          <w:szCs w:val="21"/>
+          <w:lang w:val="de-DE" w:eastAsia="de-DE"/>
+        </w:rPr>
+        <w:t xml:space="preserve"> </w:t>
+      </w:r>
+      <w:r>
+        <w:rPr>
+          <w:sz w:val="21"/>
+          <w:szCs w:val="21"/>
+          <w:lang w:val="de-DE" w:eastAsia="de-DE"/>
+        </w:rPr>
+        <w:t>oder</w:t>
+      </w:r>
+      <w:r>
+        <w:rPr>
+          <w:sz w:val="21"/>
+          <w:szCs w:val="21"/>
+          <w:lang w:val="de-DE" w:eastAsia="de-DE"/>
+        </w:rPr>
+        <w:t xml:space="preserve"> </w:t>
       </w:r>
       <w:r>
         <w:rPr>
@@ -1192,6 +1247,7 @@
         </w:tabs>
         <w:spacing w:before="92" w:line="258" w:lineRule="exact"/>
         <w:ind w:firstLine="0"/>
+        <w:jc w:val="both"/>
         <w:rPr>
           <w:sz w:val="21"/>
           <w:szCs w:val="21"/>
@@ -1211,6 +1267,7 @@
       <w:pPr>
         <w:spacing w:line="258" w:lineRule="exact"/>
         <w:ind w:left="397"/>
+        <w:jc w:val="both"/>
         <w:rPr>
           <w:sz w:val="21"/>
           <w:szCs w:val="21"/>
@@ -1230,6 +1287,7 @@
       <w:pPr>
         <w:pStyle w:val="Textkrper"/>
         <w:spacing w:before="5"/>
+        <w:jc w:val="both"/>
         <w:rPr>
           <w:sz w:val="21"/>
           <w:szCs w:val="21"/>
@@ -1249,13 +1307,14 @@
         </w:tabs>
         <w:spacing w:line="248" w:lineRule="exact"/>
         <w:ind w:right="1693" w:firstLine="0"/>
-        <w:rPr>
-          <w:sz w:val="21"/>
-          <w:szCs w:val="21"/>
-          <w:lang w:val="de-DE" w:eastAsia="de-DE"/>
-        </w:rPr>
-      </w:pPr>
-      <w:bookmarkStart w:id="0" w:name="_Hlk78539798"/>
+        <w:jc w:val="both"/>
+        <w:rPr>
+          <w:sz w:val="21"/>
+          <w:szCs w:val="21"/>
+          <w:lang w:val="de-DE" w:eastAsia="de-DE"/>
+        </w:rPr>
+      </w:pPr>
+      <w:bookmarkStart w:id="1" w:name="_Hlk78539798"/>
       <w:r>
         <w:rPr>
           <w:sz w:val="21"/>
@@ -1676,7 +1735,7 @@
         </w:rPr>
       </w:pPr>
     </w:p>
-    <w:bookmarkEnd w:id="0"/>
+    <w:bookmarkEnd w:id="1"/>
     <w:p>
       <w:pPr>
         <w:rPr>
@@ -1738,7 +1797,6 @@
           <w:sz w:val="13"/>
         </w:rPr>
       </w:pPr>
-      <w:proofErr w:type="spellStart"/>
       <w:r>
         <w:rPr>
           <w:rFonts w:eastAsia="Calibri"/>
@@ -1751,12 +1809,12 @@
         </w:rPr>
         <w:t>Konfusitionsmatrix</w:t>
       </w:r>
-      <w:proofErr w:type="spellEnd"/>
     </w:p>
     <w:p>
       <w:pPr>
         <w:spacing w:beforeLines="60" w:before="144" w:after="160" w:line="288" w:lineRule="auto"/>
         <w:ind w:left="402"/>
+        <w:jc w:val="both"/>
         <w:rPr>
           <w:sz w:val="21"/>
           <w:szCs w:val="21"/>
@@ -1792,6 +1850,7 @@
       <w:pPr>
         <w:pStyle w:val="Textkrper"/>
         <w:spacing w:before="9"/>
+        <w:jc w:val="both"/>
         <w:rPr>
           <w:sz w:val="18"/>
         </w:rPr>
@@ -1809,6 +1868,7 @@
         </w:tabs>
         <w:spacing w:line="240" w:lineRule="exact"/>
         <w:ind w:hanging="244"/>
+        <w:jc w:val="both"/>
         <w:rPr>
           <w:sz w:val="21"/>
           <w:szCs w:val="21"/>
@@ -1829,6 +1889,7 @@
         <w:pStyle w:val="Textkrper"/>
         <w:spacing w:before="10" w:after="8" w:line="228" w:lineRule="exact"/>
         <w:ind w:left="402" w:right="1809"/>
+        <w:jc w:val="both"/>
         <w:rPr>
           <w:sz w:val="21"/>
           <w:szCs w:val="21"/>
@@ -1849,7 +1910,23 @@
           <w:szCs w:val="21"/>
           <w:lang w:val="de-DE" w:eastAsia="de-DE"/>
         </w:rPr>
-        <w:t>: Das Feld links oben gibt an, für wie viele Äffchen du richtig die Kategorie beißt vorhergesagt hast (z.B. 2)!</w:t>
+        <w:t xml:space="preserve">: Das Feld links oben gibt an, für wie viele Äffchen du richtig die Kategorie beißt </w:t>
+      </w:r>
+      <w:r>
+        <w:rPr>
+          <w:sz w:val="21"/>
+          <w:szCs w:val="21"/>
+          <w:lang w:val="de-DE" w:eastAsia="de-DE"/>
+        </w:rPr>
+        <w:t>v</w:t>
+      </w:r>
+      <w:r>
+        <w:rPr>
+          <w:sz w:val="21"/>
+          <w:szCs w:val="21"/>
+          <w:lang w:val="de-DE" w:eastAsia="de-DE"/>
+        </w:rPr>
+        <w:t>orhergesagt hast (z.B. 2)!</w:t>
       </w:r>
     </w:p>
     <w:tbl>
@@ -1919,16 +1996,8 @@
               <w:rPr>
                 <w:sz w:val="24"/>
               </w:rPr>
-              <w:t xml:space="preserve">Vorhergesagt: Äffchen beißt </w:t>
+              <w:t>Vorhergesagt: Äffchen beißt nicht</w:t>
             </w:r>
-            <w:proofErr w:type="spellStart"/>
-            <w:r>
-              <w:rPr>
-                <w:sz w:val="24"/>
-              </w:rPr>
-              <w:t>nicht</w:t>
-            </w:r>
-            <w:proofErr w:type="spellEnd"/>
           </w:p>
         </w:tc>
       </w:tr>
@@ -1990,16 +2059,8 @@
               <w:rPr>
                 <w:sz w:val="24"/>
               </w:rPr>
-              <w:t xml:space="preserve">Tatsächlich: Äffchen beißt </w:t>
+              <w:t>Tatsächlich: Äffchen beißt nicht</w:t>
             </w:r>
-            <w:proofErr w:type="spellStart"/>
-            <w:r>
-              <w:rPr>
-                <w:sz w:val="24"/>
-              </w:rPr>
-              <w:t>nicht</w:t>
-            </w:r>
-            <w:proofErr w:type="spellEnd"/>
           </w:p>
         </w:tc>
         <w:tc>
@@ -2964,7 +3025,6 @@
           </mc:Fallback>
         </mc:AlternateContent>
       </w:r>
-      <w:proofErr w:type="spellStart"/>
       <w:r>
         <w:rPr>
           <w:sz w:val="21"/>
@@ -2972,7 +3032,6 @@
         </w:rPr>
         <w:t>Berechne</w:t>
       </w:r>
-      <w:proofErr w:type="spellEnd"/>
       <w:r>
         <w:t xml:space="preserve"> </w:t>
       </w:r>
@@ -2981,81 +3040,8 @@
           <w:sz w:val="21"/>
           <w:szCs w:val="21"/>
         </w:rPr>
-        <w:t xml:space="preserve">die </w:t>
-      </w:r>
-      <w:proofErr w:type="spellStart"/>
-      <w:r>
-        <w:rPr>
-          <w:sz w:val="21"/>
-          <w:szCs w:val="21"/>
-        </w:rPr>
-        <w:t>folgenden</w:t>
-      </w:r>
-      <w:proofErr w:type="spellEnd"/>
-      <w:r>
-        <w:rPr>
-          <w:sz w:val="21"/>
-          <w:szCs w:val="21"/>
-        </w:rPr>
-        <w:t xml:space="preserve"> </w:t>
-      </w:r>
-      <w:proofErr w:type="spellStart"/>
-      <w:r>
-        <w:rPr>
-          <w:sz w:val="21"/>
-          <w:szCs w:val="21"/>
-        </w:rPr>
-        <w:t>Verhältnisse</w:t>
-      </w:r>
-      <w:proofErr w:type="spellEnd"/>
-      <w:r>
-        <w:rPr>
-          <w:sz w:val="21"/>
-          <w:szCs w:val="21"/>
-        </w:rPr>
-        <w:t xml:space="preserve"> und gib das </w:t>
-      </w:r>
-      <w:proofErr w:type="spellStart"/>
-      <w:r>
-        <w:rPr>
-          <w:sz w:val="21"/>
-          <w:szCs w:val="21"/>
-        </w:rPr>
-        <w:t>Ergebnis</w:t>
-      </w:r>
-      <w:proofErr w:type="spellEnd"/>
-      <w:r>
-        <w:rPr>
-          <w:sz w:val="21"/>
-          <w:szCs w:val="21"/>
-        </w:rPr>
-        <w:t xml:space="preserve"> </w:t>
-      </w:r>
-      <w:proofErr w:type="spellStart"/>
-      <w:r>
-        <w:rPr>
-          <w:sz w:val="21"/>
-          <w:szCs w:val="21"/>
-        </w:rPr>
-        <w:t>als</w:t>
-      </w:r>
-      <w:proofErr w:type="spellEnd"/>
-      <w:r>
-        <w:rPr>
-          <w:sz w:val="21"/>
-          <w:szCs w:val="21"/>
-        </w:rPr>
-        <w:t xml:space="preserve"> </w:t>
-      </w:r>
-      <w:proofErr w:type="spellStart"/>
-      <w:r>
-        <w:rPr>
-          <w:sz w:val="21"/>
-          <w:szCs w:val="21"/>
-        </w:rPr>
-        <w:t>Prozentsatz</w:t>
-      </w:r>
-      <w:proofErr w:type="spellEnd"/>
+        <w:t>die folgenden Verhältnisse und gib das Ergebnis als Prozentsatz</w:t>
+      </w:r>
       <w:r>
         <w:rPr>
           <w:spacing w:val="-19"/>
@@ -3508,8 +3494,47 @@
 </w:document>
 </file>
 
+<file path=word/comments.xml><?xml version="1.0" encoding="utf-8"?>
+<w:comments xmlns:wpc="http://schemas.microsoft.com/office/word/2010/wordprocessingCanvas" xmlns:cx="http://schemas.microsoft.com/office/drawing/2014/chartex" xmlns:cx1="http://schemas.microsoft.com/office/drawing/2015/9/8/chartex" xmlns:cx2="http://schemas.microsoft.com/office/drawing/2015/10/21/chartex" xmlns:cx3="http://schemas.microsoft.com/office/drawing/2016/5/9/chartex" xmlns:cx4="http://schemas.microsoft.com/office/drawing/2016/5/10/chartex" xmlns:cx5="http://schemas.microsoft.com/office/drawing/2016/5/11/chartex" xmlns:cx6="http://schemas.microsoft.com/office/drawing/2016/5/12/chartex" xmlns:cx7="http://schemas.microsoft.com/office/drawing/2016/5/13/chartex" xmlns:cx8="http://schemas.microsoft.com/office/drawing/2016/5/14/chartex" xmlns:mc="http://schemas.openxmlformats.org/markup-compatibility/2006" xmlns:aink="http://schemas.microsoft.com/office/drawing/2016/ink" xmlns:am3d="http://schemas.microsoft.com/office/drawing/2017/model3d" xmlns:o="urn:schemas-microsoft-com:office:office" xmlns:oel="http://schemas.microsoft.com/office/2019/extlst" xmlns:r="http://schemas.openxmlformats.org/officeDocument/2006/relationships" xmlns:m="http://schemas.openxmlformats.org/officeDocument/2006/math" xmlns:v="urn:schemas-microsoft-com:vml" xmlns:wp14="http://schemas.microsoft.com/office/word/2010/wordprocessingDrawing" xmlns:wp="http://schemas.openxmlformats.org/drawingml/2006/wordprocessingDrawing" xmlns:w10="urn:schemas-microsoft-com:office:word" xmlns:w="http://schemas.openxmlformats.org/wordprocessingml/2006/main" xmlns:w14="http://schemas.microsoft.com/office/word/2010/wordml" xmlns:w15="http://schemas.microsoft.com/office/word/2012/wordml" xmlns:w16cex="http://schemas.microsoft.com/office/word/2018/wordml/cex" xmlns:w16cid="http://schemas.microsoft.com/office/word/2016/wordml/cid" xmlns:w16="http://schemas.microsoft.com/office/word/2018/wordml" xmlns:w16sdtdh="http://schemas.microsoft.com/office/word/2020/wordml/sdtdatahash" xmlns:w16se="http://schemas.microsoft.com/office/word/2015/wordml/symex" xmlns:wpg="http://schemas.microsoft.com/office/word/2010/wordprocessingGroup" xmlns:wpi="http://schemas.microsoft.com/office/word/2010/wordprocessingInk" xmlns:wne="http://schemas.microsoft.com/office/word/2006/wordml" xmlns:wps="http://schemas.microsoft.com/office/word/2010/wordprocessingShape" mc:Ignorable="w14 w15 w16se w16cid w16 w16cex w16sdtdh wp14">
+  <w:comment w:id="0" w:author="Müller, Maximilian | Wissensfabrik" w:date="2023-07-03T12:11:00Z" w:initials="MM">
+    <w:p>
+      <w:pPr>
+        <w:pStyle w:val="Kommentartext"/>
+      </w:pPr>
+      <w:r>
+        <w:rPr>
+          <w:rStyle w:val="Kommentarzeichen"/>
+        </w:rPr>
+        <w:annotationRef/>
+      </w:r>
+      <w:r>
+        <w:t>Das Seitenlayout/die Formatierung stimmt nicht.</w:t>
+      </w:r>
+    </w:p>
+  </w:comment>
+</w:comments>
+</file>
+
+<file path=word/commentsExtended.xml><?xml version="1.0" encoding="utf-8"?>
+<w15:commentsEx xmlns:wpc="http://schemas.microsoft.com/office/word/2010/wordprocessingCanvas" xmlns:cx="http://schemas.microsoft.com/office/drawing/2014/chartex" xmlns:cx1="http://schemas.microsoft.com/office/drawing/2015/9/8/chartex" xmlns:cx2="http://schemas.microsoft.com/office/drawing/2015/10/21/chartex" xmlns:cx3="http://schemas.microsoft.com/office/drawing/2016/5/9/chartex" xmlns:cx4="http://schemas.microsoft.com/office/drawing/2016/5/10/chartex" xmlns:cx5="http://schemas.microsoft.com/office/drawing/2016/5/11/chartex" xmlns:cx6="http://schemas.microsoft.com/office/drawing/2016/5/12/chartex" xmlns:cx7="http://schemas.microsoft.com/office/drawing/2016/5/13/chartex" xmlns:cx8="http://schemas.microsoft.com/office/drawing/2016/5/14/chartex" xmlns:mc="http://schemas.openxmlformats.org/markup-compatibility/2006" xmlns:aink="http://schemas.microsoft.com/office/drawing/2016/ink" xmlns:am3d="http://schemas.microsoft.com/office/drawing/2017/model3d" xmlns:o="urn:schemas-microsoft-com:office:office" xmlns:oel="http://schemas.microsoft.com/office/2019/extlst" xmlns:r="http://schemas.openxmlformats.org/officeDocument/2006/relationships" xmlns:m="http://schemas.openxmlformats.org/officeDocument/2006/math" xmlns:v="urn:schemas-microsoft-com:vml" xmlns:wp14="http://schemas.microsoft.com/office/word/2010/wordprocessingDrawing" xmlns:wp="http://schemas.openxmlformats.org/drawingml/2006/wordprocessingDrawing" xmlns:w10="urn:schemas-microsoft-com:office:word" xmlns:w="http://schemas.openxmlformats.org/wordprocessingml/2006/main" xmlns:w14="http://schemas.microsoft.com/office/word/2010/wordml" xmlns:w15="http://schemas.microsoft.com/office/word/2012/wordml" xmlns:w16cex="http://schemas.microsoft.com/office/word/2018/wordml/cex" xmlns:w16cid="http://schemas.microsoft.com/office/word/2016/wordml/cid" xmlns:w16="http://schemas.microsoft.com/office/word/2018/wordml" xmlns:w16sdtdh="http://schemas.microsoft.com/office/word/2020/wordml/sdtdatahash" xmlns:w16se="http://schemas.microsoft.com/office/word/2015/wordml/symex" xmlns:wpg="http://schemas.microsoft.com/office/word/2010/wordprocessingGroup" xmlns:wpi="http://schemas.microsoft.com/office/word/2010/wordprocessingInk" xmlns:wne="http://schemas.microsoft.com/office/word/2006/wordml" xmlns:wps="http://schemas.microsoft.com/office/word/2010/wordprocessingShape" mc:Ignorable="w14 w15 w16se w16cid w16 w16cex w16sdtdh wp14">
+  <w15:commentEx w15:paraId="05263511" w15:done="0"/>
+</w15:commentsEx>
+</file>
+
+<file path=word/commentsExtensible.xml><?xml version="1.0" encoding="utf-8"?>
+<w16cex:commentsExtensible xmlns:wpc="http://schemas.microsoft.com/office/word/2010/wordprocessingCanvas" xmlns:cx="http://schemas.microsoft.com/office/drawing/2014/chartex" xmlns:cx1="http://schemas.microsoft.com/office/drawing/2015/9/8/chartex" xmlns:cx2="http://schemas.microsoft.com/office/drawing/2015/10/21/chartex" xmlns:cx3="http://schemas.microsoft.com/office/drawing/2016/5/9/chartex" xmlns:cx4="http://schemas.microsoft.com/office/drawing/2016/5/10/chartex" xmlns:cx5="http://schemas.microsoft.com/office/drawing/2016/5/11/chartex" xmlns:cx6="http://schemas.microsoft.com/office/drawing/2016/5/12/chartex" xmlns:cx7="http://schemas.microsoft.com/office/drawing/2016/5/13/chartex" xmlns:cx8="http://schemas.microsoft.com/office/drawing/2016/5/14/chartex" xmlns:mc="http://schemas.openxmlformats.org/markup-compatibility/2006" xmlns:aink="http://schemas.microsoft.com/office/drawing/2016/ink" xmlns:am3d="http://schemas.microsoft.com/office/drawing/2017/model3d" xmlns:o="urn:schemas-microsoft-com:office:office" xmlns:oel="http://schemas.microsoft.com/office/2019/extlst" xmlns:r="http://schemas.openxmlformats.org/officeDocument/2006/relationships" xmlns:m="http://schemas.openxmlformats.org/officeDocument/2006/math" xmlns:v="urn:schemas-microsoft-com:vml" xmlns:wp14="http://schemas.microsoft.com/office/word/2010/wordprocessingDrawing" xmlns:wp="http://schemas.openxmlformats.org/drawingml/2006/wordprocessingDrawing" xmlns:w10="urn:schemas-microsoft-com:office:word" xmlns:w="http://schemas.openxmlformats.org/wordprocessingml/2006/main" xmlns:w14="http://schemas.microsoft.com/office/word/2010/wordml" xmlns:w15="http://schemas.microsoft.com/office/word/2012/wordml" xmlns:w16cex="http://schemas.microsoft.com/office/word/2018/wordml/cex" xmlns:w16cid="http://schemas.microsoft.com/office/word/2016/wordml/cid" xmlns:w16="http://schemas.microsoft.com/office/word/2018/wordml" xmlns:w16sdtdh="http://schemas.microsoft.com/office/word/2020/wordml/sdtdatahash" xmlns:w16se="http://schemas.microsoft.com/office/word/2015/wordml/symex" xmlns:wpg="http://schemas.microsoft.com/office/word/2010/wordprocessingGroup" xmlns:wpi="http://schemas.microsoft.com/office/word/2010/wordprocessingInk" xmlns:wne="http://schemas.microsoft.com/office/word/2006/wordml" xmlns:wps="http://schemas.microsoft.com/office/word/2010/wordprocessingShape" mc:Ignorable="w14 w15 w16se w16cid w16 w16cex w16sdtdh wp14">
+  <w16cex:commentExtensible w16cex:durableId="284D3963" w16cex:dateUtc="2023-07-03T10:11:00Z"/>
+</w16cex:commentsExtensible>
+</file>
+
+<file path=word/commentsIds.xml><?xml version="1.0" encoding="utf-8"?>
+<w16cid:commentsIds xmlns:wpc="http://schemas.microsoft.com/office/word/2010/wordprocessingCanvas" xmlns:cx="http://schemas.microsoft.com/office/drawing/2014/chartex" xmlns:cx1="http://schemas.microsoft.com/office/drawing/2015/9/8/chartex" xmlns:cx2="http://schemas.microsoft.com/office/drawing/2015/10/21/chartex" xmlns:cx3="http://schemas.microsoft.com/office/drawing/2016/5/9/chartex" xmlns:cx4="http://schemas.microsoft.com/office/drawing/2016/5/10/chartex" xmlns:cx5="http://schemas.microsoft.com/office/drawing/2016/5/11/chartex" xmlns:cx6="http://schemas.microsoft.com/office/drawing/2016/5/12/chartex" xmlns:cx7="http://schemas.microsoft.com/office/drawing/2016/5/13/chartex" xmlns:cx8="http://schemas.microsoft.com/office/drawing/2016/5/14/chartex" xmlns:mc="http://schemas.openxmlformats.org/markup-compatibility/2006" xmlns:aink="http://schemas.microsoft.com/office/drawing/2016/ink" xmlns:am3d="http://schemas.microsoft.com/office/drawing/2017/model3d" xmlns:o="urn:schemas-microsoft-com:office:office" xmlns:oel="http://schemas.microsoft.com/office/2019/extlst" xmlns:r="http://schemas.openxmlformats.org/officeDocument/2006/relationships" xmlns:m="http://schemas.openxmlformats.org/officeDocument/2006/math" xmlns:v="urn:schemas-microsoft-com:vml" xmlns:wp14="http://schemas.microsoft.com/office/word/2010/wordprocessingDrawing" xmlns:wp="http://schemas.openxmlformats.org/drawingml/2006/wordprocessingDrawing" xmlns:w10="urn:schemas-microsoft-com:office:word" xmlns:w="http://schemas.openxmlformats.org/wordprocessingml/2006/main" xmlns:w14="http://schemas.microsoft.com/office/word/2010/wordml" xmlns:w15="http://schemas.microsoft.com/office/word/2012/wordml" xmlns:w16cex="http://schemas.microsoft.com/office/word/2018/wordml/cex" xmlns:w16cid="http://schemas.microsoft.com/office/word/2016/wordml/cid" xmlns:w16="http://schemas.microsoft.com/office/word/2018/wordml" xmlns:w16sdtdh="http://schemas.microsoft.com/office/word/2020/wordml/sdtdatahash" xmlns:w16se="http://schemas.microsoft.com/office/word/2015/wordml/symex" xmlns:wpg="http://schemas.microsoft.com/office/word/2010/wordprocessingGroup" xmlns:wpi="http://schemas.microsoft.com/office/word/2010/wordprocessingInk" xmlns:wne="http://schemas.microsoft.com/office/word/2006/wordml" xmlns:wps="http://schemas.microsoft.com/office/word/2010/wordprocessingShape" mc:Ignorable="w14 w15 w16se w16cid w16 w16cex w16sdtdh wp14">
+  <w16cid:commentId w16cid:paraId="05263511" w16cid:durableId="284D3963"/>
+</w16cid:commentsIds>
+</file>
+
 <file path=word/endnotes.xml><?xml version="1.0" encoding="utf-8"?>
-<w:endnotes xmlns:wpc="http://schemas.microsoft.com/office/word/2010/wordprocessingCanvas" xmlns:cx="http://schemas.microsoft.com/office/drawing/2014/chartex" xmlns:cx1="http://schemas.microsoft.com/office/drawing/2015/9/8/chartex" xmlns:cx2="http://schemas.microsoft.com/office/drawing/2015/10/21/chartex" xmlns:cx3="http://schemas.microsoft.com/office/drawing/2016/5/9/chartex" xmlns:cx4="http://schemas.microsoft.com/office/drawing/2016/5/10/chartex" xmlns:cx5="http://schemas.microsoft.com/office/drawing/2016/5/11/chartex" xmlns:cx6="http://schemas.microsoft.com/office/drawing/2016/5/12/chartex" xmlns:cx7="http://schemas.microsoft.com/office/drawing/2016/5/13/chartex" xmlns:cx8="http://schemas.microsoft.com/office/drawing/2016/5/14/chartex" xmlns:mc="http://schemas.openxmlformats.org/markup-compatibility/2006" xmlns:aink="http://schemas.microsoft.com/office/drawing/2016/ink" xmlns:am3d="http://schemas.microsoft.com/office/drawing/2017/model3d" xmlns:o="urn:schemas-microsoft-com:office:office" xmlns:r="http://schemas.openxmlformats.org/officeDocument/2006/relationships" xmlns:m="http://schemas.openxmlformats.org/officeDocument/2006/math" xmlns:v="urn:schemas-microsoft-com:vml" xmlns:wp14="http://schemas.microsoft.com/office/word/2010/wordprocessingDrawing" xmlns:wp="http://schemas.openxmlformats.org/drawingml/2006/wordprocessingDrawing" xmlns:w10="urn:schemas-microsoft-com:office:word" xmlns:w="http://schemas.openxmlformats.org/wordprocessingml/2006/main" xmlns:w14="http://schemas.microsoft.com/office/word/2010/wordml" xmlns:w15="http://schemas.microsoft.com/office/word/2012/wordml" xmlns:w16cex="http://schemas.microsoft.com/office/word/2018/wordml/cex" xmlns:w16cid="http://schemas.microsoft.com/office/word/2016/wordml/cid" xmlns:w16="http://schemas.microsoft.com/office/word/2018/wordml" xmlns:w16sdtdh="http://schemas.microsoft.com/office/word/2020/wordml/sdtdatahash" xmlns:w16se="http://schemas.microsoft.com/office/word/2015/wordml/symex" xmlns:wpg="http://schemas.microsoft.com/office/word/2010/wordprocessingGroup" xmlns:wpi="http://schemas.microsoft.com/office/word/2010/wordprocessingInk" xmlns:wne="http://schemas.microsoft.com/office/word/2006/wordml" xmlns:wps="http://schemas.microsoft.com/office/word/2010/wordprocessingShape" mc:Ignorable="w14 w15 w16se w16cid w16 w16cex w16sdtdh wp14">
+<w:endnotes xmlns:wpc="http://schemas.microsoft.com/office/word/2010/wordprocessingCanvas" xmlns:cx="http://schemas.microsoft.com/office/drawing/2014/chartex" xmlns:cx1="http://schemas.microsoft.com/office/drawing/2015/9/8/chartex" xmlns:cx2="http://schemas.microsoft.com/office/drawing/2015/10/21/chartex" xmlns:cx3="http://schemas.microsoft.com/office/drawing/2016/5/9/chartex" xmlns:cx4="http://schemas.microsoft.com/office/drawing/2016/5/10/chartex" xmlns:cx5="http://schemas.microsoft.com/office/drawing/2016/5/11/chartex" xmlns:cx6="http://schemas.microsoft.com/office/drawing/2016/5/12/chartex" xmlns:cx7="http://schemas.microsoft.com/office/drawing/2016/5/13/chartex" xmlns:cx8="http://schemas.microsoft.com/office/drawing/2016/5/14/chartex" xmlns:mc="http://schemas.openxmlformats.org/markup-compatibility/2006" xmlns:aink="http://schemas.microsoft.com/office/drawing/2016/ink" xmlns:am3d="http://schemas.microsoft.com/office/drawing/2017/model3d" xmlns:o="urn:schemas-microsoft-com:office:office" xmlns:oel="http://schemas.microsoft.com/office/2019/extlst" xmlns:r="http://schemas.openxmlformats.org/officeDocument/2006/relationships" xmlns:m="http://schemas.openxmlformats.org/officeDocument/2006/math" xmlns:v="urn:schemas-microsoft-com:vml" xmlns:wp14="http://schemas.microsoft.com/office/word/2010/wordprocessingDrawing" xmlns:wp="http://schemas.openxmlformats.org/drawingml/2006/wordprocessingDrawing" xmlns:w10="urn:schemas-microsoft-com:office:word" xmlns:w="http://schemas.openxmlformats.org/wordprocessingml/2006/main" xmlns:w14="http://schemas.microsoft.com/office/word/2010/wordml" xmlns:w15="http://schemas.microsoft.com/office/word/2012/wordml" xmlns:w16cex="http://schemas.microsoft.com/office/word/2018/wordml/cex" xmlns:w16cid="http://schemas.microsoft.com/office/word/2016/wordml/cid" xmlns:w16="http://schemas.microsoft.com/office/word/2018/wordml" xmlns:w16sdtdh="http://schemas.microsoft.com/office/word/2020/wordml/sdtdatahash" xmlns:w16se="http://schemas.microsoft.com/office/word/2015/wordml/symex" xmlns:wpg="http://schemas.microsoft.com/office/word/2010/wordprocessingGroup" xmlns:wpi="http://schemas.microsoft.com/office/word/2010/wordprocessingInk" xmlns:wne="http://schemas.microsoft.com/office/word/2006/wordml" xmlns:wps="http://schemas.microsoft.com/office/word/2010/wordprocessingShape" mc:Ignorable="w14 w15 w16se w16cid w16 w16cex w16sdtdh wp14">
   <w:endnote w:type="separator" w:id="-1">
     <w:p>
       <w:r>
@@ -3528,17 +3553,7 @@
 </file>
 
 <file path=word/footer1.xml><?xml version="1.0" encoding="utf-8"?>
-<w:ftr xmlns:wpc="http://schemas.microsoft.com/office/word/2010/wordprocessingCanvas" xmlns:cx="http://schemas.microsoft.com/office/drawing/2014/chartex" xmlns:cx1="http://schemas.microsoft.com/office/drawing/2015/9/8/chartex" xmlns:cx2="http://schemas.microsoft.com/office/drawing/2015/10/21/chartex" xmlns:cx3="http://schemas.microsoft.com/office/drawing/2016/5/9/chartex" xmlns:cx4="http://schemas.microsoft.com/office/drawing/2016/5/10/chartex" xmlns:cx5="http://schemas.microsoft.com/office/drawing/2016/5/11/chartex" xmlns:cx6="http://schemas.microsoft.com/office/drawing/2016/5/12/chartex" xmlns:cx7="http://schemas.microsoft.com/office/drawing/2016/5/13/chartex" xmlns:cx8="http://schemas.microsoft.com/office/drawing/2016/5/14/chartex" xmlns:mc="http://schemas.openxmlformats.org/markup-compatibility/2006" xmlns:aink="http://schemas.microsoft.com/office/drawing/2016/ink" xmlns:am3d="http://schemas.microsoft.com/office/drawing/2017/model3d" xmlns:o="urn:schemas-microsoft-com:office:office" xmlns:r="http://schemas.openxmlformats.org/officeDocument/2006/relationships" xmlns:m="http://schemas.openxmlformats.org/officeDocument/2006/math" xmlns:v="urn:schemas-microsoft-com:vml" xmlns:wp14="http://schemas.microsoft.com/office/word/2010/wordprocessingDrawing" xmlns:wp="http://schemas.openxmlformats.org/drawingml/2006/wordprocessingDrawing" xmlns:w10="urn:schemas-microsoft-com:office:word" xmlns:w="http://schemas.openxmlformats.org/wordprocessingml/2006/main" xmlns:w14="http://schemas.microsoft.com/office/word/2010/wordml" xmlns:w15="http://schemas.microsoft.com/office/word/2012/wordml" xmlns:w16cex="http://schemas.microsoft.com/office/word/2018/wordml/cex" xmlns:w16cid="http://schemas.microsoft.com/office/word/2016/wordml/cid" xmlns:w16="http://schemas.microsoft.com/office/word/2018/wordml" xmlns:w16sdtdh="http://schemas.microsoft.com/office/word/2020/wordml/sdtdatahash" xmlns:w16se="http://schemas.microsoft.com/office/word/2015/wordml/symex" xmlns:wpg="http://schemas.microsoft.com/office/word/2010/wordprocessingGroup" xmlns:wpi="http://schemas.microsoft.com/office/word/2010/wordprocessingInk" xmlns:wne="http://schemas.microsoft.com/office/word/2006/wordml" xmlns:wps="http://schemas.microsoft.com/office/word/2010/wordprocessingShape" mc:Ignorable="w14 w15 w16se w16cid w16 w16cex w16sdtdh wp14">
-  <w:p>
-    <w:pPr>
-      <w:pStyle w:val="Fuzeile"/>
-    </w:pPr>
-  </w:p>
-</w:ftr>
-</file>
-
-<file path=word/footer2.xml><?xml version="1.0" encoding="utf-8"?>
-<w:ftr xmlns:wpc="http://schemas.microsoft.com/office/word/2010/wordprocessingCanvas" xmlns:cx="http://schemas.microsoft.com/office/drawing/2014/chartex" xmlns:cx1="http://schemas.microsoft.com/office/drawing/2015/9/8/chartex" xmlns:cx2="http://schemas.microsoft.com/office/drawing/2015/10/21/chartex" xmlns:cx3="http://schemas.microsoft.com/office/drawing/2016/5/9/chartex" xmlns:cx4="http://schemas.microsoft.com/office/drawing/2016/5/10/chartex" xmlns:cx5="http://schemas.microsoft.com/office/drawing/2016/5/11/chartex" xmlns:cx6="http://schemas.microsoft.com/office/drawing/2016/5/12/chartex" xmlns:cx7="http://schemas.microsoft.com/office/drawing/2016/5/13/chartex" xmlns:cx8="http://schemas.microsoft.com/office/drawing/2016/5/14/chartex" xmlns:mc="http://schemas.openxmlformats.org/markup-compatibility/2006" xmlns:aink="http://schemas.microsoft.com/office/drawing/2016/ink" xmlns:am3d="http://schemas.microsoft.com/office/drawing/2017/model3d" xmlns:o="urn:schemas-microsoft-com:office:office" xmlns:r="http://schemas.openxmlformats.org/officeDocument/2006/relationships" xmlns:m="http://schemas.openxmlformats.org/officeDocument/2006/math" xmlns:v="urn:schemas-microsoft-com:vml" xmlns:wp14="http://schemas.microsoft.com/office/word/2010/wordprocessingDrawing" xmlns:wp="http://schemas.openxmlformats.org/drawingml/2006/wordprocessingDrawing" xmlns:w10="urn:schemas-microsoft-com:office:word" xmlns:w="http://schemas.openxmlformats.org/wordprocessingml/2006/main" xmlns:w14="http://schemas.microsoft.com/office/word/2010/wordml" xmlns:w15="http://schemas.microsoft.com/office/word/2012/wordml" xmlns:w16cex="http://schemas.microsoft.com/office/word/2018/wordml/cex" xmlns:w16cid="http://schemas.microsoft.com/office/word/2016/wordml/cid" xmlns:w16="http://schemas.microsoft.com/office/word/2018/wordml" xmlns:w16sdtdh="http://schemas.microsoft.com/office/word/2020/wordml/sdtdatahash" xmlns:w16se="http://schemas.microsoft.com/office/word/2015/wordml/symex" xmlns:wpg="http://schemas.microsoft.com/office/word/2010/wordprocessingGroup" xmlns:wpi="http://schemas.microsoft.com/office/word/2010/wordprocessingInk" xmlns:wne="http://schemas.microsoft.com/office/word/2006/wordml" xmlns:wps="http://schemas.microsoft.com/office/word/2010/wordprocessingShape" mc:Ignorable="w14 w15 w16se w16cid w16 w16cex w16sdtdh wp14">
+<w:ftr xmlns:wpc="http://schemas.microsoft.com/office/word/2010/wordprocessingCanvas" xmlns:cx="http://schemas.microsoft.com/office/drawing/2014/chartex" xmlns:cx1="http://schemas.microsoft.com/office/drawing/2015/9/8/chartex" xmlns:cx2="http://schemas.microsoft.com/office/drawing/2015/10/21/chartex" xmlns:cx3="http://schemas.microsoft.com/office/drawing/2016/5/9/chartex" xmlns:cx4="http://schemas.microsoft.com/office/drawing/2016/5/10/chartex" xmlns:cx5="http://schemas.microsoft.com/office/drawing/2016/5/11/chartex" xmlns:cx6="http://schemas.microsoft.com/office/drawing/2016/5/12/chartex" xmlns:cx7="http://schemas.microsoft.com/office/drawing/2016/5/13/chartex" xmlns:cx8="http://schemas.microsoft.com/office/drawing/2016/5/14/chartex" xmlns:mc="http://schemas.openxmlformats.org/markup-compatibility/2006" xmlns:aink="http://schemas.microsoft.com/office/drawing/2016/ink" xmlns:am3d="http://schemas.microsoft.com/office/drawing/2017/model3d" xmlns:o="urn:schemas-microsoft-com:office:office" xmlns:oel="http://schemas.microsoft.com/office/2019/extlst" xmlns:r="http://schemas.openxmlformats.org/officeDocument/2006/relationships" xmlns:m="http://schemas.openxmlformats.org/officeDocument/2006/math" xmlns:v="urn:schemas-microsoft-com:vml" xmlns:wp14="http://schemas.microsoft.com/office/word/2010/wordprocessingDrawing" xmlns:wp="http://schemas.openxmlformats.org/drawingml/2006/wordprocessingDrawing" xmlns:w10="urn:schemas-microsoft-com:office:word" xmlns:w="http://schemas.openxmlformats.org/wordprocessingml/2006/main" xmlns:w14="http://schemas.microsoft.com/office/word/2010/wordml" xmlns:w15="http://schemas.microsoft.com/office/word/2012/wordml" xmlns:w16cex="http://schemas.microsoft.com/office/word/2018/wordml/cex" xmlns:w16cid="http://schemas.microsoft.com/office/word/2016/wordml/cid" xmlns:w16="http://schemas.microsoft.com/office/word/2018/wordml" xmlns:w16sdtdh="http://schemas.microsoft.com/office/word/2020/wordml/sdtdatahash" xmlns:w16se="http://schemas.microsoft.com/office/word/2015/wordml/symex" xmlns:wpg="http://schemas.microsoft.com/office/word/2010/wordprocessingGroup" xmlns:wpi="http://schemas.microsoft.com/office/word/2010/wordprocessingInk" xmlns:wne="http://schemas.microsoft.com/office/word/2006/wordml" xmlns:wps="http://schemas.microsoft.com/office/word/2010/wordprocessingShape" mc:Ignorable="w14 w15 w16se w16cid w16 w16cex w16sdtdh wp14">
   <w:p>
     <w:pPr>
       <w:pStyle w:val="Textkrper"/>
@@ -3547,6 +3562,202 @@
         <w:sz w:val="20"/>
       </w:rPr>
     </w:pPr>
+    <w:r>
+      <w:rPr>
+        <w:noProof/>
+      </w:rPr>
+      <mc:AlternateContent>
+        <mc:Choice Requires="wps">
+          <w:drawing>
+            <wp:anchor distT="0" distB="0" distL="114300" distR="114300" simplePos="0" relativeHeight="503298840" behindDoc="1" locked="0" layoutInCell="1" allowOverlap="1" wp14:anchorId="6EE231F0" wp14:editId="4840E9F1">
+              <wp:simplePos x="0" y="0"/>
+              <wp:positionH relativeFrom="page">
+                <wp:posOffset>970498</wp:posOffset>
+              </wp:positionH>
+              <wp:positionV relativeFrom="page">
+                <wp:posOffset>10372550</wp:posOffset>
+              </wp:positionV>
+              <wp:extent cx="3954920" cy="153670"/>
+              <wp:effectExtent l="0" t="0" r="7620" b="17780"/>
+              <wp:wrapNone/>
+              <wp:docPr id="13" name="Text Box 2"/>
+              <wp:cNvGraphicFramePr>
+                <a:graphicFrameLocks xmlns:a="http://schemas.openxmlformats.org/drawingml/2006/main"/>
+              </wp:cNvGraphicFramePr>
+              <a:graphic xmlns:a="http://schemas.openxmlformats.org/drawingml/2006/main">
+                <a:graphicData uri="http://schemas.microsoft.com/office/word/2010/wordprocessingShape">
+                  <wps:wsp>
+                    <wps:cNvSpPr txBox="1">
+                      <a:spLocks noChangeArrowheads="1"/>
+                    </wps:cNvSpPr>
+                    <wps:spPr bwMode="auto">
+                      <a:xfrm>
+                        <a:off x="0" y="0"/>
+                        <a:ext cx="3954920" cy="153670"/>
+                      </a:xfrm>
+                      <a:prstGeom prst="rect">
+                        <a:avLst/>
+                      </a:prstGeom>
+                      <a:noFill/>
+                      <a:ln>
+                        <a:noFill/>
+                      </a:ln>
+                      <a:extLst>
+                        <a:ext uri="{909E8E84-426E-40DD-AFC4-6F175D3DCCD1}">
+                          <a14:hiddenFill xmlns:a14="http://schemas.microsoft.com/office/drawing/2010/main">
+                            <a:solidFill>
+                              <a:srgbClr val="FFFFFF"/>
+                            </a:solidFill>
+                          </a14:hiddenFill>
+                        </a:ext>
+                        <a:ext uri="{91240B29-F687-4F45-9708-019B960494DF}">
+                          <a14:hiddenLine xmlns:a14="http://schemas.microsoft.com/office/drawing/2010/main" w="9525">
+                            <a:solidFill>
+                              <a:srgbClr val="000000"/>
+                            </a:solidFill>
+                            <a:miter lim="800000"/>
+                            <a:headEnd/>
+                            <a:tailEnd/>
+                          </a14:hiddenLine>
+                        </a:ext>
+                      </a:extLst>
+                    </wps:spPr>
+                    <wps:txbx>
+                      <w:txbxContent>
+                        <w:p>
+                          <w:pPr>
+                            <w:spacing w:before="14"/>
+                            <w:ind w:left="20"/>
+                            <w:rPr>
+                              <w:sz w:val="18"/>
+                            </w:rPr>
+                          </w:pPr>
+                          <w:r>
+                            <w:rPr>
+                              <w:sz w:val="18"/>
+                            </w:rPr>
+                            <w:t xml:space="preserve">Modul KI-B4 – Von Daten und Bäumen   zuletzt aktualisiert am </w:t>
+                          </w:r>
+                          <w:r>
+                            <w:rPr>
+                              <w:sz w:val="18"/>
+                            </w:rPr>
+                            <w:t>03.07.2023</w:t>
+                          </w:r>
+                        </w:p>
+                      </w:txbxContent>
+                    </wps:txbx>
+                    <wps:bodyPr rot="0" vert="horz" wrap="square" lIns="0" tIns="0" rIns="0" bIns="0" anchor="t" anchorCtr="0" upright="1">
+                      <a:noAutofit/>
+                    </wps:bodyPr>
+                  </wps:wsp>
+                </a:graphicData>
+              </a:graphic>
+              <wp14:sizeRelH relativeFrom="page">
+                <wp14:pctWidth>0</wp14:pctWidth>
+              </wp14:sizeRelH>
+              <wp14:sizeRelV relativeFrom="page">
+                <wp14:pctHeight>0</wp14:pctHeight>
+              </wp14:sizeRelV>
+            </wp:anchor>
+          </w:drawing>
+        </mc:Choice>
+        <mc:Fallback>
+          <w:pict>
+            <v:shapetype w14:anchorId="6EE231F0" id="_x0000_t202" coordsize="21600,21600" o:spt="202" path="m,l,21600r21600,l21600,xe">
+              <v:stroke joinstyle="miter"/>
+              <v:path gradientshapeok="t" o:connecttype="rect"/>
+            </v:shapetype>
+            <v:shape id="Text Box 2" o:spid="_x0000_s1032" type="#_x0000_t202" style="position:absolute;margin-left:76.4pt;margin-top:816.75pt;width:311.4pt;height:12.1pt;z-index:-17640;visibility:visible;mso-wrap-style:square;mso-width-percent:0;mso-height-percent:0;mso-wrap-distance-left:9pt;mso-wrap-distance-top:0;mso-wrap-distance-right:9pt;mso-wrap-distance-bottom:0;mso-position-horizontal:absolute;mso-position-horizontal-relative:page;mso-position-vertical:absolute;mso-position-vertical-relative:page;mso-width-percent:0;mso-height-percent:0;mso-width-relative:page;mso-height-relative:page;v-text-anchor:top" o:gfxdata="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" filled="f" stroked="f">
+              <v:textbox inset="0,0,0,0">
+                <w:txbxContent>
+                  <w:p>
+                    <w:pPr>
+                      <w:spacing w:before="14"/>
+                      <w:ind w:left="20"/>
+                      <w:rPr>
+                        <w:sz w:val="18"/>
+                      </w:rPr>
+                    </w:pPr>
+                    <w:r>
+                      <w:rPr>
+                        <w:sz w:val="18"/>
+                      </w:rPr>
+                      <w:t xml:space="preserve">Modul KI-B4 – Von </w:t>
+                    </w:r>
+                    <w:proofErr w:type="spellStart"/>
+                    <w:r>
+                      <w:rPr>
+                        <w:sz w:val="18"/>
+                      </w:rPr>
+                      <w:t>Daten</w:t>
+                    </w:r>
+                    <w:proofErr w:type="spellEnd"/>
+                    <w:r>
+                      <w:rPr>
+                        <w:sz w:val="18"/>
+                      </w:rPr>
+                      <w:t xml:space="preserve"> und </w:t>
+                    </w:r>
+                    <w:proofErr w:type="spellStart"/>
+                    <w:r>
+                      <w:rPr>
+                        <w:sz w:val="18"/>
+                      </w:rPr>
+                      <w:t>Bäumen</w:t>
+                    </w:r>
+                    <w:proofErr w:type="spellEnd"/>
+                    <w:r>
+                      <w:rPr>
+                        <w:sz w:val="18"/>
+                      </w:rPr>
+                      <w:t xml:space="preserve">   </w:t>
+                    </w:r>
+                    <w:proofErr w:type="spellStart"/>
+                    <w:r>
+                      <w:rPr>
+                        <w:sz w:val="18"/>
+                      </w:rPr>
+                      <w:t>zuletzt</w:t>
+                    </w:r>
+                    <w:proofErr w:type="spellEnd"/>
+                    <w:r>
+                      <w:rPr>
+                        <w:sz w:val="18"/>
+                      </w:rPr>
+                      <w:t xml:space="preserve"> </w:t>
+                    </w:r>
+                    <w:proofErr w:type="spellStart"/>
+                    <w:r>
+                      <w:rPr>
+                        <w:sz w:val="18"/>
+                      </w:rPr>
+                      <w:t>aktualisiert</w:t>
+                    </w:r>
+                    <w:proofErr w:type="spellEnd"/>
+                    <w:r>
+                      <w:rPr>
+                        <w:sz w:val="18"/>
+                      </w:rPr>
+                      <w:t xml:space="preserve"> am </w:t>
+                    </w:r>
+                    <w:proofErr w:type="gramStart"/>
+                    <w:r>
+                      <w:rPr>
+                        <w:sz w:val="18"/>
+                      </w:rPr>
+                      <w:t>03.07.2023</w:t>
+                    </w:r>
+                    <w:proofErr w:type="gramEnd"/>
+                  </w:p>
+                </w:txbxContent>
+              </v:textbox>
+              <w10:wrap anchorx="page" anchory="page"/>
+            </v:shape>
+          </w:pict>
+        </mc:Fallback>
+      </mc:AlternateContent>
+    </w:r>
     <w:r>
       <w:rPr>
         <w:noProof/>
@@ -3607,115 +3818,7 @@
                               <w:sz w:val="14"/>
                               <w:szCs w:val="14"/>
                             </w:rPr>
-                            <w:t xml:space="preserve">Eine </w:t>
-                          </w:r>
-                          <w:proofErr w:type="spellStart"/>
-                          <w:r>
-                            <w:rPr>
-                              <w:color w:val="A6A6A6" w:themeColor="background1" w:themeShade="A6"/>
-                              <w:sz w:val="14"/>
-                              <w:szCs w:val="14"/>
-                            </w:rPr>
-                            <w:t>Entwicklung</w:t>
-                          </w:r>
-                          <w:proofErr w:type="spellEnd"/>
-                          <w:r>
-                            <w:rPr>
-                              <w:color w:val="A6A6A6" w:themeColor="background1" w:themeShade="A6"/>
-                              <w:sz w:val="14"/>
-                              <w:szCs w:val="14"/>
-                            </w:rPr>
-                            <w:t xml:space="preserve"> in </w:t>
-                          </w:r>
-                          <w:proofErr w:type="spellStart"/>
-                          <w:r>
-                            <w:rPr>
-                              <w:color w:val="A6A6A6" w:themeColor="background1" w:themeShade="A6"/>
-                              <w:sz w:val="14"/>
-                              <w:szCs w:val="14"/>
-                            </w:rPr>
-                            <w:t>Kooperation</w:t>
-                          </w:r>
-                          <w:proofErr w:type="spellEnd"/>
-                          <w:r>
-                            <w:rPr>
-                              <w:color w:val="A6A6A6" w:themeColor="background1" w:themeShade="A6"/>
-                              <w:sz w:val="14"/>
-                              <w:szCs w:val="14"/>
-                            </w:rPr>
-                            <w:t xml:space="preserve"> von der </w:t>
-                          </w:r>
-                          <w:proofErr w:type="spellStart"/>
-                          <w:r>
-                            <w:rPr>
-                              <w:color w:val="A6A6A6" w:themeColor="background1" w:themeShade="A6"/>
-                              <w:sz w:val="14"/>
-                              <w:szCs w:val="14"/>
-                            </w:rPr>
-                            <w:t>Didaktik</w:t>
-                          </w:r>
-                          <w:proofErr w:type="spellEnd"/>
-                          <w:r>
-                            <w:rPr>
-                              <w:color w:val="A6A6A6" w:themeColor="background1" w:themeShade="A6"/>
-                              <w:sz w:val="14"/>
-                              <w:szCs w:val="14"/>
-                            </w:rPr>
-                            <w:t xml:space="preserve"> der </w:t>
-                          </w:r>
-                          <w:proofErr w:type="spellStart"/>
-                          <w:r>
-                            <w:rPr>
-                              <w:color w:val="A6A6A6" w:themeColor="background1" w:themeShade="A6"/>
-                              <w:sz w:val="14"/>
-                              <w:szCs w:val="14"/>
-                            </w:rPr>
-                            <w:t>Informatik</w:t>
-                          </w:r>
-                          <w:proofErr w:type="spellEnd"/>
-                          <w:r>
-                            <w:rPr>
-                              <w:color w:val="A6A6A6" w:themeColor="background1" w:themeShade="A6"/>
-                              <w:sz w:val="14"/>
-                              <w:szCs w:val="14"/>
-                            </w:rPr>
-                            <w:t xml:space="preserve"> der FU Berlin (computingeducation.de) und der Wissensfabrik – </w:t>
-                          </w:r>
-                          <w:proofErr w:type="spellStart"/>
-                          <w:r>
-                            <w:rPr>
-                              <w:color w:val="A6A6A6" w:themeColor="background1" w:themeShade="A6"/>
-                              <w:sz w:val="14"/>
-                              <w:szCs w:val="14"/>
-                            </w:rPr>
-                            <w:t>Unternehmen</w:t>
-                          </w:r>
-                          <w:proofErr w:type="spellEnd"/>
-                          <w:r>
-                            <w:rPr>
-                              <w:color w:val="A6A6A6" w:themeColor="background1" w:themeShade="A6"/>
-                              <w:sz w:val="14"/>
-                              <w:szCs w:val="14"/>
-                            </w:rPr>
-                            <w:t xml:space="preserve"> für Deutschland </w:t>
-                          </w:r>
-                          <w:proofErr w:type="spellStart"/>
-                          <w:r>
-                            <w:rPr>
-                              <w:color w:val="A6A6A6" w:themeColor="background1" w:themeShade="A6"/>
-                              <w:sz w:val="14"/>
-                              <w:szCs w:val="14"/>
-                            </w:rPr>
-                            <w:t>e.V.</w:t>
-                          </w:r>
-                          <w:proofErr w:type="spellEnd"/>
-                          <w:r>
-                            <w:rPr>
-                              <w:color w:val="A6A6A6" w:themeColor="background1" w:themeShade="A6"/>
-                              <w:sz w:val="14"/>
-                              <w:szCs w:val="14"/>
-                            </w:rPr>
-                            <w:t xml:space="preserve"> </w:t>
+                            <w:t xml:space="preserve">Eine Entwicklung in Kooperation von der Didaktik der Informatik der FU Berlin (computingeducation.de) und der Wissensfabrik – Unternehmen für Deutschland e.V. </w:t>
                           </w:r>
                         </w:p>
                         <w:p>
@@ -3733,79 +3836,7 @@
                               <w:sz w:val="14"/>
                               <w:szCs w:val="14"/>
                             </w:rPr>
-                            <w:t xml:space="preserve">Dieses Material </w:t>
-                          </w:r>
-                          <w:proofErr w:type="spellStart"/>
-                          <w:r>
-                            <w:rPr>
-                              <w:color w:val="A7A7A7"/>
-                              <w:sz w:val="14"/>
-                              <w:szCs w:val="14"/>
-                            </w:rPr>
-                            <w:t>stellt</w:t>
-                          </w:r>
-                          <w:proofErr w:type="spellEnd"/>
-                          <w:r>
-                            <w:rPr>
-                              <w:color w:val="A7A7A7"/>
-                              <w:sz w:val="14"/>
-                              <w:szCs w:val="14"/>
-                            </w:rPr>
-                            <w:t xml:space="preserve"> </w:t>
-                          </w:r>
-                          <w:proofErr w:type="spellStart"/>
-                          <w:r>
-                            <w:rPr>
-                              <w:color w:val="A7A7A7"/>
-                              <w:sz w:val="14"/>
-                              <w:szCs w:val="14"/>
-                            </w:rPr>
-                            <w:t>ein</w:t>
-                          </w:r>
-                          <w:proofErr w:type="spellEnd"/>
-                          <w:r>
-                            <w:rPr>
-                              <w:color w:val="A7A7A7"/>
-                              <w:sz w:val="14"/>
-                              <w:szCs w:val="14"/>
-                            </w:rPr>
-                            <w:t xml:space="preserve"> </w:t>
-                          </w:r>
-                          <w:proofErr w:type="spellStart"/>
-                          <w:r>
-                            <w:rPr>
-                              <w:color w:val="A7A7A7"/>
-                              <w:sz w:val="14"/>
-                              <w:szCs w:val="14"/>
-                            </w:rPr>
-                            <w:t>Derivat</w:t>
-                          </w:r>
-                          <w:proofErr w:type="spellEnd"/>
-                          <w:r>
-                            <w:rPr>
-                              <w:color w:val="A7A7A7"/>
-                              <w:sz w:val="14"/>
-                              <w:szCs w:val="14"/>
-                            </w:rPr>
-                            <w:t xml:space="preserve"> von AI Unplugged </w:t>
-                          </w:r>
-                          <w:proofErr w:type="spellStart"/>
-                          <w:r>
-                            <w:rPr>
-                              <w:color w:val="A7A7A7"/>
-                              <w:sz w:val="14"/>
-                              <w:szCs w:val="14"/>
-                            </w:rPr>
-                            <w:t>dar</w:t>
-                          </w:r>
-                          <w:proofErr w:type="spellEnd"/>
-                          <w:r>
-                            <w:rPr>
-                              <w:color w:val="A7A7A7"/>
-                              <w:sz w:val="14"/>
-                              <w:szCs w:val="14"/>
-                            </w:rPr>
-                            <w:t xml:space="preserve"> (CC-BY-NC, Seegerer &amp; Lindner)</w:t>
+                            <w:t>Dieses Material stellt ein Derivat von AI Unplugged dar (CC-BY-NC, Seegerer &amp; Lindner)</w:t>
                           </w:r>
                         </w:p>
                       </w:txbxContent>
@@ -4112,7 +4143,7 @@
       <mc:AlternateContent>
         <mc:Choice Requires="wps">
           <w:drawing>
-            <wp:anchor distT="0" distB="0" distL="114300" distR="114300" simplePos="0" relativeHeight="503300912" behindDoc="0" locked="0" layoutInCell="1" allowOverlap="1" wp14:anchorId="658DFBDC" wp14:editId="669DD2D9">
+            <wp:anchor distT="0" distB="0" distL="114300" distR="114300" simplePos="0" relativeHeight="503300912" behindDoc="0" locked="0" layoutInCell="1" allowOverlap="1" wp14:anchorId="658DFBDC" wp14:editId="0EC29F80">
               <wp:simplePos x="0" y="0"/>
               <wp:positionH relativeFrom="page">
                 <wp:posOffset>962025</wp:posOffset>
@@ -4169,247 +4200,9 @@
         </mc:Choice>
         <mc:Fallback>
           <w:pict>
-            <v:line w14:anchorId="4823FF6C" id="Gerade Verbindung 7" o:spid="_x0000_s1026" style="position:absolute;z-index:503300912;visibility:visible;mso-wrap-style:square;mso-width-percent:0;mso-wrap-distance-left:9pt;mso-wrap-distance-top:0;mso-wrap-distance-right:9pt;mso-wrap-distance-bottom:0;mso-position-horizontal:absolute;mso-position-horizontal-relative:page;mso-position-vertical:absolute;mso-position-vertical-relative:text;mso-width-percent:0;mso-width-relative:margin" from="75.75pt,-9.4pt" to="517.1pt,-9.4pt" o:gfxdata="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" strokecolor="#f5a700" strokeweight="2.5pt">
+            <v:line w14:anchorId="1DCC5CEF" id="Gerade Verbindung 7" o:spid="_x0000_s1026" style="position:absolute;z-index:503300912;visibility:visible;mso-wrap-style:square;mso-width-percent:0;mso-wrap-distance-left:9pt;mso-wrap-distance-top:0;mso-wrap-distance-right:9pt;mso-wrap-distance-bottom:0;mso-position-horizontal:absolute;mso-position-horizontal-relative:page;mso-position-vertical:absolute;mso-position-vertical-relative:text;mso-width-percent:0;mso-width-relative:margin" from="75.75pt,-9.4pt" to="517.1pt,-9.4pt" o:gfxdata="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" strokecolor="#f5a700" strokeweight="2.5pt">
               <w10:wrap anchorx="page"/>
             </v:line>
-          </w:pict>
-        </mc:Fallback>
-      </mc:AlternateContent>
-    </w:r>
-    <w:r>
-      <w:rPr>
-        <w:noProof/>
-      </w:rPr>
-      <mc:AlternateContent>
-        <mc:Choice Requires="wps">
-          <w:drawing>
-            <wp:anchor distT="0" distB="0" distL="114300" distR="114300" simplePos="0" relativeHeight="503298840" behindDoc="1" locked="0" layoutInCell="1" allowOverlap="1" wp14:anchorId="6EE231F0" wp14:editId="7C764E83">
-              <wp:simplePos x="0" y="0"/>
-              <wp:positionH relativeFrom="page">
-                <wp:posOffset>970280</wp:posOffset>
-              </wp:positionH>
-              <wp:positionV relativeFrom="page">
-                <wp:posOffset>10371455</wp:posOffset>
-              </wp:positionV>
-              <wp:extent cx="3682365" cy="153670"/>
-              <wp:effectExtent l="0" t="0" r="0" b="0"/>
-              <wp:wrapNone/>
-              <wp:docPr id="13" name="Text Box 2"/>
-              <wp:cNvGraphicFramePr>
-                <a:graphicFrameLocks xmlns:a="http://schemas.openxmlformats.org/drawingml/2006/main"/>
-              </wp:cNvGraphicFramePr>
-              <a:graphic xmlns:a="http://schemas.openxmlformats.org/drawingml/2006/main">
-                <a:graphicData uri="http://schemas.microsoft.com/office/word/2010/wordprocessingShape">
-                  <wps:wsp>
-                    <wps:cNvSpPr txBox="1">
-                      <a:spLocks noChangeArrowheads="1"/>
-                    </wps:cNvSpPr>
-                    <wps:spPr bwMode="auto">
-                      <a:xfrm>
-                        <a:off x="0" y="0"/>
-                        <a:ext cx="3682365" cy="153670"/>
-                      </a:xfrm>
-                      <a:prstGeom prst="rect">
-                        <a:avLst/>
-                      </a:prstGeom>
-                      <a:noFill/>
-                      <a:ln>
-                        <a:noFill/>
-                      </a:ln>
-                      <a:extLst>
-                        <a:ext uri="{909E8E84-426E-40DD-AFC4-6F175D3DCCD1}">
-                          <a14:hiddenFill xmlns:a14="http://schemas.microsoft.com/office/drawing/2010/main">
-                            <a:solidFill>
-                              <a:srgbClr val="FFFFFF"/>
-                            </a:solidFill>
-                          </a14:hiddenFill>
-                        </a:ext>
-                        <a:ext uri="{91240B29-F687-4F45-9708-019B960494DF}">
-                          <a14:hiddenLine xmlns:a14="http://schemas.microsoft.com/office/drawing/2010/main" w="9525">
-                            <a:solidFill>
-                              <a:srgbClr val="000000"/>
-                            </a:solidFill>
-                            <a:miter lim="800000"/>
-                            <a:headEnd/>
-                            <a:tailEnd/>
-                          </a14:hiddenLine>
-                        </a:ext>
-                      </a:extLst>
-                    </wps:spPr>
-                    <wps:txbx>
-                      <w:txbxContent>
-                        <w:p>
-                          <w:pPr>
-                            <w:spacing w:before="14"/>
-                            <w:ind w:left="20"/>
-                            <w:rPr>
-                              <w:sz w:val="18"/>
-                            </w:rPr>
-                          </w:pPr>
-                          <w:r>
-                            <w:rPr>
-                              <w:sz w:val="18"/>
-                            </w:rPr>
-                            <w:t xml:space="preserve">Modul KI-B4 – Von </w:t>
-                          </w:r>
-                          <w:proofErr w:type="spellStart"/>
-                          <w:r>
-                            <w:rPr>
-                              <w:sz w:val="18"/>
-                            </w:rPr>
-                            <w:t>Daten</w:t>
-                          </w:r>
-                          <w:proofErr w:type="spellEnd"/>
-                          <w:r>
-                            <w:rPr>
-                              <w:sz w:val="18"/>
-                            </w:rPr>
-                            <w:t xml:space="preserve"> und </w:t>
-                          </w:r>
-                          <w:proofErr w:type="spellStart"/>
-                          <w:r>
-                            <w:rPr>
-                              <w:sz w:val="18"/>
-                            </w:rPr>
-                            <w:t>Bäumen</w:t>
-                          </w:r>
-                          <w:proofErr w:type="spellEnd"/>
-                          <w:r>
-                            <w:rPr>
-                              <w:sz w:val="18"/>
-                            </w:rPr>
-                            <w:t xml:space="preserve">   </w:t>
-                          </w:r>
-                          <w:proofErr w:type="spellStart"/>
-                          <w:r>
-                            <w:rPr>
-                              <w:sz w:val="18"/>
-                            </w:rPr>
-                            <w:t>zuletzt</w:t>
-                          </w:r>
-                          <w:proofErr w:type="spellEnd"/>
-                          <w:r>
-                            <w:rPr>
-                              <w:sz w:val="18"/>
-                            </w:rPr>
-                            <w:t xml:space="preserve"> </w:t>
-                          </w:r>
-                          <w:proofErr w:type="spellStart"/>
-                          <w:r>
-                            <w:rPr>
-                              <w:sz w:val="18"/>
-                            </w:rPr>
-                            <w:t>aktualisiert</w:t>
-                          </w:r>
-                          <w:proofErr w:type="spellEnd"/>
-                          <w:r>
-                            <w:rPr>
-                              <w:sz w:val="18"/>
-                            </w:rPr>
-                            <w:t xml:space="preserve"> am 25.06.21</w:t>
-                          </w:r>
-                        </w:p>
-                      </w:txbxContent>
-                    </wps:txbx>
-                    <wps:bodyPr rot="0" vert="horz" wrap="square" lIns="0" tIns="0" rIns="0" bIns="0" anchor="t" anchorCtr="0" upright="1">
-                      <a:noAutofit/>
-                    </wps:bodyPr>
-                  </wps:wsp>
-                </a:graphicData>
-              </a:graphic>
-              <wp14:sizeRelH relativeFrom="page">
-                <wp14:pctWidth>0</wp14:pctWidth>
-              </wp14:sizeRelH>
-              <wp14:sizeRelV relativeFrom="page">
-                <wp14:pctHeight>0</wp14:pctHeight>
-              </wp14:sizeRelV>
-            </wp:anchor>
-          </w:drawing>
-        </mc:Choice>
-        <mc:Fallback>
-          <w:pict>
-            <v:shapetype w14:anchorId="6EE231F0" id="_x0000_t202" coordsize="21600,21600" o:spt="202" path="m,l,21600r21600,l21600,xe">
-              <v:stroke joinstyle="miter"/>
-              <v:path gradientshapeok="t" o:connecttype="rect"/>
-            </v:shapetype>
-            <v:shape id="Text Box 2" o:spid="_x0000_s1033" type="#_x0000_t202" style="position:absolute;margin-left:76.4pt;margin-top:816.65pt;width:289.95pt;height:12.1pt;z-index:-17640;visibility:visible;mso-wrap-style:square;mso-width-percent:0;mso-height-percent:0;mso-wrap-distance-left:9pt;mso-wrap-distance-top:0;mso-wrap-distance-right:9pt;mso-wrap-distance-bottom:0;mso-position-horizontal:absolute;mso-position-horizontal-relative:page;mso-position-vertical:absolute;mso-position-vertical-relative:page;mso-width-percent:0;mso-height-percent:0;mso-width-relative:page;mso-height-relative:page;v-text-anchor:top" o:gfxdata="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" filled="f" stroked="f">
-              <v:textbox inset="0,0,0,0">
-                <w:txbxContent>
-                  <w:p>
-                    <w:pPr>
-                      <w:spacing w:before="14"/>
-                      <w:ind w:left="20"/>
-                      <w:rPr>
-                        <w:sz w:val="18"/>
-                      </w:rPr>
-                    </w:pPr>
-                    <w:r>
-                      <w:rPr>
-                        <w:sz w:val="18"/>
-                      </w:rPr>
-                      <w:t xml:space="preserve">Modul KI-B4 – Von </w:t>
-                    </w:r>
-                    <w:proofErr w:type="spellStart"/>
-                    <w:r>
-                      <w:rPr>
-                        <w:sz w:val="18"/>
-                      </w:rPr>
-                      <w:t>Daten</w:t>
-                    </w:r>
-                    <w:proofErr w:type="spellEnd"/>
-                    <w:r>
-                      <w:rPr>
-                        <w:sz w:val="18"/>
-                      </w:rPr>
-                      <w:t xml:space="preserve"> und </w:t>
-                    </w:r>
-                    <w:proofErr w:type="spellStart"/>
-                    <w:r>
-                      <w:rPr>
-                        <w:sz w:val="18"/>
-                      </w:rPr>
-                      <w:t>Bäumen</w:t>
-                    </w:r>
-                    <w:proofErr w:type="spellEnd"/>
-                    <w:r>
-                      <w:rPr>
-                        <w:sz w:val="18"/>
-                      </w:rPr>
-                      <w:t xml:space="preserve">   </w:t>
-                    </w:r>
-                    <w:proofErr w:type="spellStart"/>
-                    <w:r>
-                      <w:rPr>
-                        <w:sz w:val="18"/>
-                      </w:rPr>
-                      <w:t>zuletzt</w:t>
-                    </w:r>
-                    <w:proofErr w:type="spellEnd"/>
-                    <w:r>
-                      <w:rPr>
-                        <w:sz w:val="18"/>
-                      </w:rPr>
-                      <w:t xml:space="preserve"> </w:t>
-                    </w:r>
-                    <w:proofErr w:type="spellStart"/>
-                    <w:r>
-                      <w:rPr>
-                        <w:sz w:val="18"/>
-                      </w:rPr>
-                      <w:t>aktualisiert</w:t>
-                    </w:r>
-                    <w:proofErr w:type="spellEnd"/>
-                    <w:r>
-                      <w:rPr>
-                        <w:sz w:val="18"/>
-                      </w:rPr>
-                      <w:t xml:space="preserve"> am 25.06.21</w:t>
-                    </w:r>
-                  </w:p>
-                </w:txbxContent>
-              </v:textbox>
-              <w10:wrap anchorx="page" anchory="page"/>
-            </v:shape>
           </w:pict>
         </mc:Fallback>
       </mc:AlternateContent>
@@ -4484,19 +4277,11 @@
                               <w:sz w:val="18"/>
                             </w:rPr>
                           </w:pPr>
-                          <w:proofErr w:type="spellStart"/>
                           <w:r>
                             <w:rPr>
                               <w:sz w:val="18"/>
                             </w:rPr>
-                            <w:t>Seite</w:t>
-                          </w:r>
-                          <w:proofErr w:type="spellEnd"/>
-                          <w:r>
-                            <w:rPr>
-                              <w:sz w:val="18"/>
-                            </w:rPr>
-                            <w:t xml:space="preserve"> </w:t>
+                            <w:t xml:space="preserve">Seite </w:t>
                           </w:r>
                           <w:r>
                             <w:fldChar w:fldCharType="begin"/>
@@ -4604,18 +4389,8 @@
 </w:ftr>
 </file>
 
-<file path=word/footer3.xml><?xml version="1.0" encoding="utf-8"?>
-<w:ftr xmlns:wpc="http://schemas.microsoft.com/office/word/2010/wordprocessingCanvas" xmlns:cx="http://schemas.microsoft.com/office/drawing/2014/chartex" xmlns:cx1="http://schemas.microsoft.com/office/drawing/2015/9/8/chartex" xmlns:cx2="http://schemas.microsoft.com/office/drawing/2015/10/21/chartex" xmlns:cx3="http://schemas.microsoft.com/office/drawing/2016/5/9/chartex" xmlns:cx4="http://schemas.microsoft.com/office/drawing/2016/5/10/chartex" xmlns:cx5="http://schemas.microsoft.com/office/drawing/2016/5/11/chartex" xmlns:cx6="http://schemas.microsoft.com/office/drawing/2016/5/12/chartex" xmlns:cx7="http://schemas.microsoft.com/office/drawing/2016/5/13/chartex" xmlns:cx8="http://schemas.microsoft.com/office/drawing/2016/5/14/chartex" xmlns:mc="http://schemas.openxmlformats.org/markup-compatibility/2006" xmlns:aink="http://schemas.microsoft.com/office/drawing/2016/ink" xmlns:am3d="http://schemas.microsoft.com/office/drawing/2017/model3d" xmlns:o="urn:schemas-microsoft-com:office:office" xmlns:r="http://schemas.openxmlformats.org/officeDocument/2006/relationships" xmlns:m="http://schemas.openxmlformats.org/officeDocument/2006/math" xmlns:v="urn:schemas-microsoft-com:vml" xmlns:wp14="http://schemas.microsoft.com/office/word/2010/wordprocessingDrawing" xmlns:wp="http://schemas.openxmlformats.org/drawingml/2006/wordprocessingDrawing" xmlns:w10="urn:schemas-microsoft-com:office:word" xmlns:w="http://schemas.openxmlformats.org/wordprocessingml/2006/main" xmlns:w14="http://schemas.microsoft.com/office/word/2010/wordml" xmlns:w15="http://schemas.microsoft.com/office/word/2012/wordml" xmlns:w16cex="http://schemas.microsoft.com/office/word/2018/wordml/cex" xmlns:w16cid="http://schemas.microsoft.com/office/word/2016/wordml/cid" xmlns:w16="http://schemas.microsoft.com/office/word/2018/wordml" xmlns:w16sdtdh="http://schemas.microsoft.com/office/word/2020/wordml/sdtdatahash" xmlns:w16se="http://schemas.microsoft.com/office/word/2015/wordml/symex" xmlns:wpg="http://schemas.microsoft.com/office/word/2010/wordprocessingGroup" xmlns:wpi="http://schemas.microsoft.com/office/word/2010/wordprocessingInk" xmlns:wne="http://schemas.microsoft.com/office/word/2006/wordml" xmlns:wps="http://schemas.microsoft.com/office/word/2010/wordprocessingShape" mc:Ignorable="w14 w15 w16se w16cid w16 w16cex w16sdtdh wp14">
-  <w:p>
-    <w:pPr>
-      <w:pStyle w:val="Fuzeile"/>
-    </w:pPr>
-  </w:p>
-</w:ftr>
-</file>
-
 <file path=word/footnotes.xml><?xml version="1.0" encoding="utf-8"?>
-<w:footnotes xmlns:wpc="http://schemas.microsoft.com/office/word/2010/wordprocessingCanvas" xmlns:cx="http://schemas.microsoft.com/office/drawing/2014/chartex" xmlns:cx1="http://schemas.microsoft.com/office/drawing/2015/9/8/chartex" xmlns:cx2="http://schemas.microsoft.com/office/drawing/2015/10/21/chartex" xmlns:cx3="http://schemas.microsoft.com/office/drawing/2016/5/9/chartex" xmlns:cx4="http://schemas.microsoft.com/office/drawing/2016/5/10/chartex" xmlns:cx5="http://schemas.microsoft.com/office/drawing/2016/5/11/chartex" xmlns:cx6="http://schemas.microsoft.com/office/drawing/2016/5/12/chartex" xmlns:cx7="http://schemas.microsoft.com/office/drawing/2016/5/13/chartex" xmlns:cx8="http://schemas.microsoft.com/office/drawing/2016/5/14/chartex" xmlns:mc="http://schemas.openxmlformats.org/markup-compatibility/2006" xmlns:aink="http://schemas.microsoft.com/office/drawing/2016/ink" xmlns:am3d="http://schemas.microsoft.com/office/drawing/2017/model3d" xmlns:o="urn:schemas-microsoft-com:office:office" xmlns:r="http://schemas.openxmlformats.org/officeDocument/2006/relationships" xmlns:m="http://schemas.openxmlformats.org/officeDocument/2006/math" xmlns:v="urn:schemas-microsoft-com:vml" xmlns:wp14="http://schemas.microsoft.com/office/word/2010/wordprocessingDrawing" xmlns:wp="http://schemas.openxmlformats.org/drawingml/2006/wordprocessingDrawing" xmlns:w10="urn:schemas-microsoft-com:office:word" xmlns:w="http://schemas.openxmlformats.org/wordprocessingml/2006/main" xmlns:w14="http://schemas.microsoft.com/office/word/2010/wordml" xmlns:w15="http://schemas.microsoft.com/office/word/2012/wordml" xmlns:w16cex="http://schemas.microsoft.com/office/word/2018/wordml/cex" xmlns:w16cid="http://schemas.microsoft.com/office/word/2016/wordml/cid" xmlns:w16="http://schemas.microsoft.com/office/word/2018/wordml" xmlns:w16sdtdh="http://schemas.microsoft.com/office/word/2020/wordml/sdtdatahash" xmlns:w16se="http://schemas.microsoft.com/office/word/2015/wordml/symex" xmlns:wpg="http://schemas.microsoft.com/office/word/2010/wordprocessingGroup" xmlns:wpi="http://schemas.microsoft.com/office/word/2010/wordprocessingInk" xmlns:wne="http://schemas.microsoft.com/office/word/2006/wordml" xmlns:wps="http://schemas.microsoft.com/office/word/2010/wordprocessingShape" mc:Ignorable="w14 w15 w16se w16cid w16 w16cex w16sdtdh wp14">
+<w:footnotes xmlns:wpc="http://schemas.microsoft.com/office/word/2010/wordprocessingCanvas" xmlns:cx="http://schemas.microsoft.com/office/drawing/2014/chartex" xmlns:cx1="http://schemas.microsoft.com/office/drawing/2015/9/8/chartex" xmlns:cx2="http://schemas.microsoft.com/office/drawing/2015/10/21/chartex" xmlns:cx3="http://schemas.microsoft.com/office/drawing/2016/5/9/chartex" xmlns:cx4="http://schemas.microsoft.com/office/drawing/2016/5/10/chartex" xmlns:cx5="http://schemas.microsoft.com/office/drawing/2016/5/11/chartex" xmlns:cx6="http://schemas.microsoft.com/office/drawing/2016/5/12/chartex" xmlns:cx7="http://schemas.microsoft.com/office/drawing/2016/5/13/chartex" xmlns:cx8="http://schemas.microsoft.com/office/drawing/2016/5/14/chartex" xmlns:mc="http://schemas.openxmlformats.org/markup-compatibility/2006" xmlns:aink="http://schemas.microsoft.com/office/drawing/2016/ink" xmlns:am3d="http://schemas.microsoft.com/office/drawing/2017/model3d" xmlns:o="urn:schemas-microsoft-com:office:office" xmlns:oel="http://schemas.microsoft.com/office/2019/extlst" xmlns:r="http://schemas.openxmlformats.org/officeDocument/2006/relationships" xmlns:m="http://schemas.openxmlformats.org/officeDocument/2006/math" xmlns:v="urn:schemas-microsoft-com:vml" xmlns:wp14="http://schemas.microsoft.com/office/word/2010/wordprocessingDrawing" xmlns:wp="http://schemas.openxmlformats.org/drawingml/2006/wordprocessingDrawing" xmlns:w10="urn:schemas-microsoft-com:office:word" xmlns:w="http://schemas.openxmlformats.org/wordprocessingml/2006/main" xmlns:w14="http://schemas.microsoft.com/office/word/2010/wordml" xmlns:w15="http://schemas.microsoft.com/office/word/2012/wordml" xmlns:w16cex="http://schemas.microsoft.com/office/word/2018/wordml/cex" xmlns:w16cid="http://schemas.microsoft.com/office/word/2016/wordml/cid" xmlns:w16="http://schemas.microsoft.com/office/word/2018/wordml" xmlns:w16sdtdh="http://schemas.microsoft.com/office/word/2020/wordml/sdtdatahash" xmlns:w16se="http://schemas.microsoft.com/office/word/2015/wordml/symex" xmlns:wpg="http://schemas.microsoft.com/office/word/2010/wordprocessingGroup" xmlns:wpi="http://schemas.microsoft.com/office/word/2010/wordprocessingInk" xmlns:wne="http://schemas.microsoft.com/office/word/2006/wordml" xmlns:wps="http://schemas.microsoft.com/office/word/2010/wordprocessingShape" mc:Ignorable="w14 w15 w16se w16cid w16 w16cex w16sdtdh wp14">
   <w:footnote w:type="separator" w:id="-1">
     <w:p>
       <w:r>
@@ -4634,17 +4409,7 @@
 </file>
 
 <file path=word/header1.xml><?xml version="1.0" encoding="utf-8"?>
-<w:hdr xmlns:wpc="http://schemas.microsoft.com/office/word/2010/wordprocessingCanvas" xmlns:cx="http://schemas.microsoft.com/office/drawing/2014/chartex" xmlns:cx1="http://schemas.microsoft.com/office/drawing/2015/9/8/chartex" xmlns:cx2="http://schemas.microsoft.com/office/drawing/2015/10/21/chartex" xmlns:cx3="http://schemas.microsoft.com/office/drawing/2016/5/9/chartex" xmlns:cx4="http://schemas.microsoft.com/office/drawing/2016/5/10/chartex" xmlns:cx5="http://schemas.microsoft.com/office/drawing/2016/5/11/chartex" xmlns:cx6="http://schemas.microsoft.com/office/drawing/2016/5/12/chartex" xmlns:cx7="http://schemas.microsoft.com/office/drawing/2016/5/13/chartex" xmlns:cx8="http://schemas.microsoft.com/office/drawing/2016/5/14/chartex" xmlns:mc="http://schemas.openxmlformats.org/markup-compatibility/2006" xmlns:aink="http://schemas.microsoft.com/office/drawing/2016/ink" xmlns:am3d="http://schemas.microsoft.com/office/drawing/2017/model3d" xmlns:o="urn:schemas-microsoft-com:office:office" xmlns:r="http://schemas.openxmlformats.org/officeDocument/2006/relationships" xmlns:m="http://schemas.openxmlformats.org/officeDocument/2006/math" xmlns:v="urn:schemas-microsoft-com:vml" xmlns:wp14="http://schemas.microsoft.com/office/word/2010/wordprocessingDrawing" xmlns:wp="http://schemas.openxmlformats.org/drawingml/2006/wordprocessingDrawing" xmlns:w10="urn:schemas-microsoft-com:office:word" xmlns:w="http://schemas.openxmlformats.org/wordprocessingml/2006/main" xmlns:w14="http://schemas.microsoft.com/office/word/2010/wordml" xmlns:w15="http://schemas.microsoft.com/office/word/2012/wordml" xmlns:w16cex="http://schemas.microsoft.com/office/word/2018/wordml/cex" xmlns:w16cid="http://schemas.microsoft.com/office/word/2016/wordml/cid" xmlns:w16="http://schemas.microsoft.com/office/word/2018/wordml" xmlns:w16sdtdh="http://schemas.microsoft.com/office/word/2020/wordml/sdtdatahash" xmlns:w16se="http://schemas.microsoft.com/office/word/2015/wordml/symex" xmlns:wpg="http://schemas.microsoft.com/office/word/2010/wordprocessingGroup" xmlns:wpi="http://schemas.microsoft.com/office/word/2010/wordprocessingInk" xmlns:wne="http://schemas.microsoft.com/office/word/2006/wordml" xmlns:wps="http://schemas.microsoft.com/office/word/2010/wordprocessingShape" mc:Ignorable="w14 w15 w16se w16cid w16 w16cex w16sdtdh wp14">
-  <w:p>
-    <w:pPr>
-      <w:pStyle w:val="Kopfzeile"/>
-    </w:pPr>
-  </w:p>
-</w:hdr>
-</file>
-
-<file path=word/header2.xml><?xml version="1.0" encoding="utf-8"?>
-<w:hdr xmlns:wpc="http://schemas.microsoft.com/office/word/2010/wordprocessingCanvas" xmlns:cx="http://schemas.microsoft.com/office/drawing/2014/chartex" xmlns:cx1="http://schemas.microsoft.com/office/drawing/2015/9/8/chartex" xmlns:cx2="http://schemas.microsoft.com/office/drawing/2015/10/21/chartex" xmlns:cx3="http://schemas.microsoft.com/office/drawing/2016/5/9/chartex" xmlns:cx4="http://schemas.microsoft.com/office/drawing/2016/5/10/chartex" xmlns:cx5="http://schemas.microsoft.com/office/drawing/2016/5/11/chartex" xmlns:cx6="http://schemas.microsoft.com/office/drawing/2016/5/12/chartex" xmlns:cx7="http://schemas.microsoft.com/office/drawing/2016/5/13/chartex" xmlns:cx8="http://schemas.microsoft.com/office/drawing/2016/5/14/chartex" xmlns:mc="http://schemas.openxmlformats.org/markup-compatibility/2006" xmlns:aink="http://schemas.microsoft.com/office/drawing/2016/ink" xmlns:am3d="http://schemas.microsoft.com/office/drawing/2017/model3d" xmlns:o="urn:schemas-microsoft-com:office:office" xmlns:r="http://schemas.openxmlformats.org/officeDocument/2006/relationships" xmlns:m="http://schemas.openxmlformats.org/officeDocument/2006/math" xmlns:v="urn:schemas-microsoft-com:vml" xmlns:wp14="http://schemas.microsoft.com/office/word/2010/wordprocessingDrawing" xmlns:wp="http://schemas.openxmlformats.org/drawingml/2006/wordprocessingDrawing" xmlns:w10="urn:schemas-microsoft-com:office:word" xmlns:w="http://schemas.openxmlformats.org/wordprocessingml/2006/main" xmlns:w14="http://schemas.microsoft.com/office/word/2010/wordml" xmlns:w15="http://schemas.microsoft.com/office/word/2012/wordml" xmlns:w16cex="http://schemas.microsoft.com/office/word/2018/wordml/cex" xmlns:w16cid="http://schemas.microsoft.com/office/word/2016/wordml/cid" xmlns:w16="http://schemas.microsoft.com/office/word/2018/wordml" xmlns:w16sdtdh="http://schemas.microsoft.com/office/word/2020/wordml/sdtdatahash" xmlns:w16se="http://schemas.microsoft.com/office/word/2015/wordml/symex" xmlns:wpg="http://schemas.microsoft.com/office/word/2010/wordprocessingGroup" xmlns:wpi="http://schemas.microsoft.com/office/word/2010/wordprocessingInk" xmlns:wne="http://schemas.microsoft.com/office/word/2006/wordml" xmlns:wps="http://schemas.microsoft.com/office/word/2010/wordprocessingShape" mc:Ignorable="w14 w15 w16se w16cid w16 w16cex w16sdtdh wp14">
+<w:hdr xmlns:wpc="http://schemas.microsoft.com/office/word/2010/wordprocessingCanvas" xmlns:cx="http://schemas.microsoft.com/office/drawing/2014/chartex" xmlns:cx1="http://schemas.microsoft.com/office/drawing/2015/9/8/chartex" xmlns:cx2="http://schemas.microsoft.com/office/drawing/2015/10/21/chartex" xmlns:cx3="http://schemas.microsoft.com/office/drawing/2016/5/9/chartex" xmlns:cx4="http://schemas.microsoft.com/office/drawing/2016/5/10/chartex" xmlns:cx5="http://schemas.microsoft.com/office/drawing/2016/5/11/chartex" xmlns:cx6="http://schemas.microsoft.com/office/drawing/2016/5/12/chartex" xmlns:cx7="http://schemas.microsoft.com/office/drawing/2016/5/13/chartex" xmlns:cx8="http://schemas.microsoft.com/office/drawing/2016/5/14/chartex" xmlns:mc="http://schemas.openxmlformats.org/markup-compatibility/2006" xmlns:aink="http://schemas.microsoft.com/office/drawing/2016/ink" xmlns:am3d="http://schemas.microsoft.com/office/drawing/2017/model3d" xmlns:o="urn:schemas-microsoft-com:office:office" xmlns:oel="http://schemas.microsoft.com/office/2019/extlst" xmlns:r="http://schemas.openxmlformats.org/officeDocument/2006/relationships" xmlns:m="http://schemas.openxmlformats.org/officeDocument/2006/math" xmlns:v="urn:schemas-microsoft-com:vml" xmlns:wp14="http://schemas.microsoft.com/office/word/2010/wordprocessingDrawing" xmlns:wp="http://schemas.openxmlformats.org/drawingml/2006/wordprocessingDrawing" xmlns:w10="urn:schemas-microsoft-com:office:word" xmlns:w="http://schemas.openxmlformats.org/wordprocessingml/2006/main" xmlns:w14="http://schemas.microsoft.com/office/word/2010/wordml" xmlns:w15="http://schemas.microsoft.com/office/word/2012/wordml" xmlns:w16cex="http://schemas.microsoft.com/office/word/2018/wordml/cex" xmlns:w16cid="http://schemas.microsoft.com/office/word/2016/wordml/cid" xmlns:w16="http://schemas.microsoft.com/office/word/2018/wordml" xmlns:w16sdtdh="http://schemas.microsoft.com/office/word/2020/wordml/sdtdatahash" xmlns:w16se="http://schemas.microsoft.com/office/word/2015/wordml/symex" xmlns:wpg="http://schemas.microsoft.com/office/word/2010/wordprocessingGroup" xmlns:wpi="http://schemas.microsoft.com/office/word/2010/wordprocessingInk" xmlns:wne="http://schemas.microsoft.com/office/word/2006/wordml" xmlns:wps="http://schemas.microsoft.com/office/word/2010/wordprocessingShape" mc:Ignorable="w14 w15 w16se w16cid w16 w16cex w16sdtdh wp14">
   <w:p>
     <w:pPr>
       <w:pStyle w:val="Textkrper"/>
@@ -4816,18 +4581,8 @@
 </w:hdr>
 </file>
 
-<file path=word/header3.xml><?xml version="1.0" encoding="utf-8"?>
-<w:hdr xmlns:wpc="http://schemas.microsoft.com/office/word/2010/wordprocessingCanvas" xmlns:cx="http://schemas.microsoft.com/office/drawing/2014/chartex" xmlns:cx1="http://schemas.microsoft.com/office/drawing/2015/9/8/chartex" xmlns:cx2="http://schemas.microsoft.com/office/drawing/2015/10/21/chartex" xmlns:cx3="http://schemas.microsoft.com/office/drawing/2016/5/9/chartex" xmlns:cx4="http://schemas.microsoft.com/office/drawing/2016/5/10/chartex" xmlns:cx5="http://schemas.microsoft.com/office/drawing/2016/5/11/chartex" xmlns:cx6="http://schemas.microsoft.com/office/drawing/2016/5/12/chartex" xmlns:cx7="http://schemas.microsoft.com/office/drawing/2016/5/13/chartex" xmlns:cx8="http://schemas.microsoft.com/office/drawing/2016/5/14/chartex" xmlns:mc="http://schemas.openxmlformats.org/markup-compatibility/2006" xmlns:aink="http://schemas.microsoft.com/office/drawing/2016/ink" xmlns:am3d="http://schemas.microsoft.com/office/drawing/2017/model3d" xmlns:o="urn:schemas-microsoft-com:office:office" xmlns:r="http://schemas.openxmlformats.org/officeDocument/2006/relationships" xmlns:m="http://schemas.openxmlformats.org/officeDocument/2006/math" xmlns:v="urn:schemas-microsoft-com:vml" xmlns:wp14="http://schemas.microsoft.com/office/word/2010/wordprocessingDrawing" xmlns:wp="http://schemas.openxmlformats.org/drawingml/2006/wordprocessingDrawing" xmlns:w10="urn:schemas-microsoft-com:office:word" xmlns:w="http://schemas.openxmlformats.org/wordprocessingml/2006/main" xmlns:w14="http://schemas.microsoft.com/office/word/2010/wordml" xmlns:w15="http://schemas.microsoft.com/office/word/2012/wordml" xmlns:w16cex="http://schemas.microsoft.com/office/word/2018/wordml/cex" xmlns:w16cid="http://schemas.microsoft.com/office/word/2016/wordml/cid" xmlns:w16="http://schemas.microsoft.com/office/word/2018/wordml" xmlns:w16sdtdh="http://schemas.microsoft.com/office/word/2020/wordml/sdtdatahash" xmlns:w16se="http://schemas.microsoft.com/office/word/2015/wordml/symex" xmlns:wpg="http://schemas.microsoft.com/office/word/2010/wordprocessingGroup" xmlns:wpi="http://schemas.microsoft.com/office/word/2010/wordprocessingInk" xmlns:wne="http://schemas.microsoft.com/office/word/2006/wordml" xmlns:wps="http://schemas.microsoft.com/office/word/2010/wordprocessingShape" mc:Ignorable="w14 w15 w16se w16cid w16 w16cex w16sdtdh wp14">
-  <w:p>
-    <w:pPr>
-      <w:pStyle w:val="Kopfzeile"/>
-    </w:pPr>
-  </w:p>
-</w:hdr>
-</file>
-
 <file path=word/numbering.xml><?xml version="1.0" encoding="utf-8"?>
-<w:numbering xmlns:wpc="http://schemas.microsoft.com/office/word/2010/wordprocessingCanvas" xmlns:cx="http://schemas.microsoft.com/office/drawing/2014/chartex" xmlns:cx1="http://schemas.microsoft.com/office/drawing/2015/9/8/chartex" xmlns:cx2="http://schemas.microsoft.com/office/drawing/2015/10/21/chartex" xmlns:cx3="http://schemas.microsoft.com/office/drawing/2016/5/9/chartex" xmlns:cx4="http://schemas.microsoft.com/office/drawing/2016/5/10/chartex" xmlns:cx5="http://schemas.microsoft.com/office/drawing/2016/5/11/chartex" xmlns:cx6="http://schemas.microsoft.com/office/drawing/2016/5/12/chartex" xmlns:cx7="http://schemas.microsoft.com/office/drawing/2016/5/13/chartex" xmlns:cx8="http://schemas.microsoft.com/office/drawing/2016/5/14/chartex" xmlns:mc="http://schemas.openxmlformats.org/markup-compatibility/2006" xmlns:aink="http://schemas.microsoft.com/office/drawing/2016/ink" xmlns:am3d="http://schemas.microsoft.com/office/drawing/2017/model3d" xmlns:o="urn:schemas-microsoft-com:office:office" xmlns:r="http://schemas.openxmlformats.org/officeDocument/2006/relationships" xmlns:m="http://schemas.openxmlformats.org/officeDocument/2006/math" xmlns:v="urn:schemas-microsoft-com:vml" xmlns:wp14="http://schemas.microsoft.com/office/word/2010/wordprocessingDrawing" xmlns:wp="http://schemas.openxmlformats.org/drawingml/2006/wordprocessingDrawing" xmlns:w10="urn:schemas-microsoft-com:office:word" xmlns:w="http://schemas.openxmlformats.org/wordprocessingml/2006/main" xmlns:w14="http://schemas.microsoft.com/office/word/2010/wordml" xmlns:w15="http://schemas.microsoft.com/office/word/2012/wordml" xmlns:w16cex="http://schemas.microsoft.com/office/word/2018/wordml/cex" xmlns:w16cid="http://schemas.microsoft.com/office/word/2016/wordml/cid" xmlns:w16="http://schemas.microsoft.com/office/word/2018/wordml" xmlns:w16sdtdh="http://schemas.microsoft.com/office/word/2020/wordml/sdtdatahash" xmlns:w16se="http://schemas.microsoft.com/office/word/2015/wordml/symex" xmlns:wpg="http://schemas.microsoft.com/office/word/2010/wordprocessingGroup" xmlns:wpi="http://schemas.microsoft.com/office/word/2010/wordprocessingInk" xmlns:wne="http://schemas.microsoft.com/office/word/2006/wordml" xmlns:wps="http://schemas.microsoft.com/office/word/2010/wordprocessingShape" mc:Ignorable="w14 w15 w16se w16cid w16 w16cex w16sdtdh wp14">
+<w:numbering xmlns:wpc="http://schemas.microsoft.com/office/word/2010/wordprocessingCanvas" xmlns:cx="http://schemas.microsoft.com/office/drawing/2014/chartex" xmlns:cx1="http://schemas.microsoft.com/office/drawing/2015/9/8/chartex" xmlns:cx2="http://schemas.microsoft.com/office/drawing/2015/10/21/chartex" xmlns:cx3="http://schemas.microsoft.com/office/drawing/2016/5/9/chartex" xmlns:cx4="http://schemas.microsoft.com/office/drawing/2016/5/10/chartex" xmlns:cx5="http://schemas.microsoft.com/office/drawing/2016/5/11/chartex" xmlns:cx6="http://schemas.microsoft.com/office/drawing/2016/5/12/chartex" xmlns:cx7="http://schemas.microsoft.com/office/drawing/2016/5/13/chartex" xmlns:cx8="http://schemas.microsoft.com/office/drawing/2016/5/14/chartex" xmlns:mc="http://schemas.openxmlformats.org/markup-compatibility/2006" xmlns:aink="http://schemas.microsoft.com/office/drawing/2016/ink" xmlns:am3d="http://schemas.microsoft.com/office/drawing/2017/model3d" xmlns:o="urn:schemas-microsoft-com:office:office" xmlns:oel="http://schemas.microsoft.com/office/2019/extlst" xmlns:r="http://schemas.openxmlformats.org/officeDocument/2006/relationships" xmlns:m="http://schemas.openxmlformats.org/officeDocument/2006/math" xmlns:v="urn:schemas-microsoft-com:vml" xmlns:wp14="http://schemas.microsoft.com/office/word/2010/wordprocessingDrawing" xmlns:wp="http://schemas.openxmlformats.org/drawingml/2006/wordprocessingDrawing" xmlns:w10="urn:schemas-microsoft-com:office:word" xmlns:w="http://schemas.openxmlformats.org/wordprocessingml/2006/main" xmlns:w14="http://schemas.microsoft.com/office/word/2010/wordml" xmlns:w15="http://schemas.microsoft.com/office/word/2012/wordml" xmlns:w16cex="http://schemas.microsoft.com/office/word/2018/wordml/cex" xmlns:w16cid="http://schemas.microsoft.com/office/word/2016/wordml/cid" xmlns:w16="http://schemas.microsoft.com/office/word/2018/wordml" xmlns:w16sdtdh="http://schemas.microsoft.com/office/word/2020/wordml/sdtdatahash" xmlns:w16se="http://schemas.microsoft.com/office/word/2015/wordml/symex" xmlns:wpg="http://schemas.microsoft.com/office/word/2010/wordprocessingGroup" xmlns:wpi="http://schemas.microsoft.com/office/word/2010/wordprocessingInk" xmlns:wne="http://schemas.microsoft.com/office/word/2006/wordml" xmlns:wps="http://schemas.microsoft.com/office/word/2010/wordprocessingShape" mc:Ignorable="w14 w15 w16se w16cid w16 w16cex w16sdtdh wp14">
   <w:abstractNum w:abstractNumId="0" w15:restartNumberingAfterBreak="0">
     <w:nsid w:val="1850675D"/>
     <w:multiLevelType w:val="hybridMultilevel"/>
@@ -5271,19 +5026,27 @@
       </w:rPr>
     </w:lvl>
   </w:abstractNum>
-  <w:num w:numId="1">
+  <w:num w:numId="1" w16cid:durableId="1007900579">
     <w:abstractNumId w:val="0"/>
   </w:num>
-  <w:num w:numId="2">
+  <w:num w:numId="2" w16cid:durableId="76027381">
     <w:abstractNumId w:val="1"/>
   </w:num>
-  <w:num w:numId="3">
+  <w:num w:numId="3" w16cid:durableId="303049021">
     <w:abstractNumId w:val="2"/>
   </w:num>
-  <w:num w:numId="4">
+  <w:num w:numId="4" w16cid:durableId="1681200206">
     <w:abstractNumId w:val="3"/>
   </w:num>
 </w:numbering>
+</file>
+
+<file path=word/people.xml><?xml version="1.0" encoding="utf-8"?>
+<w15:people xmlns:wpc="http://schemas.microsoft.com/office/word/2010/wordprocessingCanvas" xmlns:cx="http://schemas.microsoft.com/office/drawing/2014/chartex" xmlns:cx1="http://schemas.microsoft.com/office/drawing/2015/9/8/chartex" xmlns:cx2="http://schemas.microsoft.com/office/drawing/2015/10/21/chartex" xmlns:cx3="http://schemas.microsoft.com/office/drawing/2016/5/9/chartex" xmlns:cx4="http://schemas.microsoft.com/office/drawing/2016/5/10/chartex" xmlns:cx5="http://schemas.microsoft.com/office/drawing/2016/5/11/chartex" xmlns:cx6="http://schemas.microsoft.com/office/drawing/2016/5/12/chartex" xmlns:cx7="http://schemas.microsoft.com/office/drawing/2016/5/13/chartex" xmlns:cx8="http://schemas.microsoft.com/office/drawing/2016/5/14/chartex" xmlns:mc="http://schemas.openxmlformats.org/markup-compatibility/2006" xmlns:aink="http://schemas.microsoft.com/office/drawing/2016/ink" xmlns:am3d="http://schemas.microsoft.com/office/drawing/2017/model3d" xmlns:o="urn:schemas-microsoft-com:office:office" xmlns:oel="http://schemas.microsoft.com/office/2019/extlst" xmlns:r="http://schemas.openxmlformats.org/officeDocument/2006/relationships" xmlns:m="http://schemas.openxmlformats.org/officeDocument/2006/math" xmlns:v="urn:schemas-microsoft-com:vml" xmlns:wp14="http://schemas.microsoft.com/office/word/2010/wordprocessingDrawing" xmlns:wp="http://schemas.openxmlformats.org/drawingml/2006/wordprocessingDrawing" xmlns:w10="urn:schemas-microsoft-com:office:word" xmlns:w="http://schemas.openxmlformats.org/wordprocessingml/2006/main" xmlns:w14="http://schemas.microsoft.com/office/word/2010/wordml" xmlns:w15="http://schemas.microsoft.com/office/word/2012/wordml" xmlns:w16cex="http://schemas.microsoft.com/office/word/2018/wordml/cex" xmlns:w16cid="http://schemas.microsoft.com/office/word/2016/wordml/cid" xmlns:w16="http://schemas.microsoft.com/office/word/2018/wordml" xmlns:w16sdtdh="http://schemas.microsoft.com/office/word/2020/wordml/sdtdatahash" xmlns:w16se="http://schemas.microsoft.com/office/word/2015/wordml/symex" xmlns:wpg="http://schemas.microsoft.com/office/word/2010/wordprocessingGroup" xmlns:wpi="http://schemas.microsoft.com/office/word/2010/wordprocessingInk" xmlns:wne="http://schemas.microsoft.com/office/word/2006/wordml" xmlns:wps="http://schemas.microsoft.com/office/word/2010/wordprocessingShape" mc:Ignorable="w14 w15 w16se w16cid w16 w16cex w16sdtdh wp14">
+  <w15:person w15:author="Müller, Maximilian | Wissensfabrik">
+    <w15:presenceInfo w15:providerId="AD" w15:userId="S::Maximilian.Mueller@wissensfabrik.de::fd810f2c-6434-45ec-b130-b89fd500a626"/>
+  </w15:person>
+</w15:people>
 </file>
 
 <file path=word/styles.xml><?xml version="1.0" encoding="utf-8"?>
@@ -5886,6 +5649,86 @@
       <w:rFonts w:ascii="Arial" w:eastAsia="Arial" w:hAnsi="Arial" w:cs="Arial"/>
     </w:rPr>
   </w:style>
+  <w:style w:type="paragraph" w:styleId="berarbeitung">
+    <w:name w:val="Revision"/>
+    <w:hidden/>
+    <w:uiPriority w:val="99"/>
+    <w:semiHidden/>
+    <w:rsid w:val="009F7420"/>
+    <w:pPr>
+      <w:widowControl/>
+      <w:autoSpaceDE/>
+      <w:autoSpaceDN/>
+    </w:pPr>
+    <w:rPr>
+      <w:rFonts w:ascii="Arial" w:eastAsia="Arial" w:hAnsi="Arial" w:cs="Arial"/>
+    </w:rPr>
+  </w:style>
+  <w:style w:type="character" w:styleId="Kommentarzeichen">
+    <w:name w:val="annotation reference"/>
+    <w:basedOn w:val="Absatz-Standardschriftart"/>
+    <w:uiPriority w:val="99"/>
+    <w:semiHidden/>
+    <w:unhideWhenUsed/>
+    <w:rsid w:val="00A45577"/>
+    <w:rPr>
+      <w:sz w:val="16"/>
+      <w:szCs w:val="16"/>
+    </w:rPr>
+  </w:style>
+  <w:style w:type="paragraph" w:styleId="Kommentartext">
+    <w:name w:val="annotation text"/>
+    <w:basedOn w:val="Standard"/>
+    <w:link w:val="KommentartextZchn"/>
+    <w:uiPriority w:val="99"/>
+    <w:unhideWhenUsed/>
+    <w:rsid w:val="00A45577"/>
+    <w:rPr>
+      <w:sz w:val="20"/>
+      <w:szCs w:val="20"/>
+    </w:rPr>
+  </w:style>
+  <w:style w:type="character" w:customStyle="1" w:styleId="KommentartextZchn">
+    <w:name w:val="Kommentartext Zchn"/>
+    <w:basedOn w:val="Absatz-Standardschriftart"/>
+    <w:link w:val="Kommentartext"/>
+    <w:uiPriority w:val="99"/>
+    <w:rsid w:val="00A45577"/>
+    <w:rPr>
+      <w:rFonts w:ascii="Arial" w:eastAsia="Arial" w:hAnsi="Arial" w:cs="Arial"/>
+      <w:sz w:val="20"/>
+      <w:szCs w:val="20"/>
+    </w:rPr>
+  </w:style>
+  <w:style w:type="paragraph" w:styleId="Kommentarthema">
+    <w:name w:val="annotation subject"/>
+    <w:basedOn w:val="Kommentartext"/>
+    <w:next w:val="Kommentartext"/>
+    <w:link w:val="KommentarthemaZchn"/>
+    <w:uiPriority w:val="99"/>
+    <w:semiHidden/>
+    <w:unhideWhenUsed/>
+    <w:rsid w:val="00A45577"/>
+    <w:rPr>
+      <w:b/>
+      <w:bCs/>
+    </w:rPr>
+  </w:style>
+  <w:style w:type="character" w:customStyle="1" w:styleId="KommentarthemaZchn">
+    <w:name w:val="Kommentarthema Zchn"/>
+    <w:basedOn w:val="KommentartextZchn"/>
+    <w:link w:val="Kommentarthema"/>
+    <w:uiPriority w:val="99"/>
+    <w:semiHidden/>
+    <w:rsid w:val="00A45577"/>
+    <w:rPr>
+      <w:rFonts w:ascii="Arial" w:eastAsia="Arial" w:hAnsi="Arial" w:cs="Arial"/>
+      <w:b/>
+      <w:bCs/>
+      <w:sz w:val="20"/>
+      <w:szCs w:val="20"/>
+    </w:rPr>
+  </w:style>
 </w:styles>
 </file>
 
